--- a/Document/Thuc Tap Co So.docx
+++ b/Document/Thuc Tap Co So.docx
@@ -19,7 +19,7 @@
         <mc:AlternateContent>
           <mc:Choice Requires="wpg">
             <w:drawing>
-              <wp:anchor distT="0" distB="0" distL="0" distR="0" simplePos="0" relativeHeight="251659264" behindDoc="1" locked="0" layoutInCell="1" allowOverlap="1" wp14:anchorId="1006FD72" wp14:editId="11A1F920">
+              <wp:anchor distT="0" distB="0" distL="0" distR="0" simplePos="0" relativeHeight="251659264" behindDoc="1" locked="0" layoutInCell="1" allowOverlap="1" wp14:anchorId="1006FD72" wp14:editId="3395AD30">
                 <wp:simplePos x="0" y="0"/>
                 <wp:positionH relativeFrom="page">
                   <wp:posOffset>590550</wp:posOffset>
@@ -137,7 +137,7 @@
           </mc:Choice>
           <mc:Fallback>
             <w:pict>
-              <v:group w14:anchorId="77109067" id="Group 1" o:spid="_x0000_s1026" style="position:absolute;margin-left:46.5pt;margin-top:43.5pt;width:500.85pt;height:684pt;z-index:-251657216;mso-wrap-distance-left:0;mso-wrap-distance-right:0;mso-position-horizontal-relative:page;mso-position-vertical-relative:page" coordsize="63607,86868" o:gfxdata="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">
+              <v:group w14:anchorId="4B493035" id="Group 1" o:spid="_x0000_s1026" style="position:absolute;margin-left:46.5pt;margin-top:43.5pt;width:500.85pt;height:684pt;z-index:-251657216;mso-wrap-distance-left:0;mso-wrap-distance-right:0;mso-position-horizontal-relative:page;mso-position-vertical-relative:page" coordsize="63607,86868" o:gfxdata="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">
                 <v:shapetype id="_x0000_t75" coordsize="21600,21600" o:spt="75" o:preferrelative="t" path="m@4@5l@4@11@9@11@9@5xe" filled="f" stroked="f">
                   <v:stroke joinstyle="miter"/>
                   <v:formulas>
@@ -175,164 +175,181 @@
     </w:p>
     <w:p>
       <w:pPr>
-        <w:pStyle w:val="BodyText"/>
-        <w:spacing w:before="195"/>
-        <w:rPr>
-          <w:b w:val="0"/>
-          <w:lang w:val="vi-VN"/>
-        </w:rPr>
-      </w:pPr>
-    </w:p>
-    <w:p>
-      <w:pPr>
-        <w:pStyle w:val="Heading2"/>
         <w:jc w:val="center"/>
         <w:rPr>
-          <w:rFonts w:ascii="Times New Roman" w:hAnsi="Times New Roman" w:cs="Times New Roman"/>
-          <w:sz w:val="26"/>
-          <w:szCs w:val="26"/>
-          <w:lang w:val="vi-VN"/>
-        </w:rPr>
-      </w:pPr>
-      <w:r>
-        <w:rPr>
-          <w:rFonts w:ascii="Times New Roman" w:hAnsi="Times New Roman" w:cs="Times New Roman"/>
-          <w:sz w:val="26"/>
-          <w:szCs w:val="26"/>
+          <w:b/>
+          <w:bCs/>
+          <w:sz w:val="28"/>
+          <w:szCs w:val="28"/>
+          <w:lang w:val="vi-VN"/>
+        </w:rPr>
+      </w:pPr>
+    </w:p>
+    <w:p>
+      <w:pPr>
+        <w:jc w:val="center"/>
+        <w:rPr>
+          <w:b/>
+          <w:bCs/>
+          <w:sz w:val="28"/>
+          <w:szCs w:val="28"/>
+          <w:lang w:val="vi-VN"/>
+        </w:rPr>
+      </w:pPr>
+      <w:r>
+        <w:rPr>
+          <w:b/>
+          <w:bCs/>
+          <w:sz w:val="28"/>
+          <w:szCs w:val="28"/>
           <w:lang w:val="vi-VN"/>
         </w:rPr>
         <w:t>HỌC</w:t>
       </w:r>
       <w:r>
         <w:rPr>
-          <w:rFonts w:ascii="Times New Roman" w:hAnsi="Times New Roman" w:cs="Times New Roman"/>
+          <w:b/>
+          <w:bCs/>
           <w:spacing w:val="-6"/>
-          <w:sz w:val="26"/>
-          <w:szCs w:val="26"/>
+          <w:sz w:val="28"/>
+          <w:szCs w:val="28"/>
           <w:lang w:val="vi-VN"/>
         </w:rPr>
         <w:t xml:space="preserve"> </w:t>
       </w:r>
       <w:r>
         <w:rPr>
-          <w:rFonts w:ascii="Times New Roman" w:hAnsi="Times New Roman" w:cs="Times New Roman"/>
-          <w:sz w:val="26"/>
-          <w:szCs w:val="26"/>
+          <w:b/>
+          <w:bCs/>
+          <w:sz w:val="28"/>
+          <w:szCs w:val="28"/>
           <w:lang w:val="vi-VN"/>
         </w:rPr>
         <w:t>VIỆN</w:t>
       </w:r>
       <w:r>
         <w:rPr>
-          <w:rFonts w:ascii="Times New Roman" w:hAnsi="Times New Roman" w:cs="Times New Roman"/>
+          <w:b/>
+          <w:bCs/>
           <w:spacing w:val="-4"/>
-          <w:sz w:val="26"/>
-          <w:szCs w:val="26"/>
+          <w:sz w:val="28"/>
+          <w:szCs w:val="28"/>
           <w:lang w:val="vi-VN"/>
         </w:rPr>
         <w:t xml:space="preserve"> </w:t>
       </w:r>
       <w:r>
         <w:rPr>
-          <w:rFonts w:ascii="Times New Roman" w:hAnsi="Times New Roman" w:cs="Times New Roman"/>
-          <w:sz w:val="26"/>
-          <w:szCs w:val="26"/>
+          <w:b/>
+          <w:bCs/>
+          <w:sz w:val="28"/>
+          <w:szCs w:val="28"/>
           <w:lang w:val="vi-VN"/>
         </w:rPr>
         <w:t>CÔNG</w:t>
       </w:r>
       <w:r>
         <w:rPr>
-          <w:rFonts w:ascii="Times New Roman" w:hAnsi="Times New Roman" w:cs="Times New Roman"/>
+          <w:b/>
+          <w:bCs/>
           <w:spacing w:val="2"/>
-          <w:sz w:val="26"/>
-          <w:szCs w:val="26"/>
+          <w:sz w:val="28"/>
+          <w:szCs w:val="28"/>
           <w:lang w:val="vi-VN"/>
         </w:rPr>
         <w:t xml:space="preserve"> </w:t>
       </w:r>
       <w:r>
         <w:rPr>
-          <w:rFonts w:ascii="Times New Roman" w:hAnsi="Times New Roman" w:cs="Times New Roman"/>
-          <w:sz w:val="26"/>
-          <w:szCs w:val="26"/>
+          <w:b/>
+          <w:bCs/>
+          <w:sz w:val="28"/>
+          <w:szCs w:val="28"/>
           <w:lang w:val="vi-VN"/>
         </w:rPr>
         <w:t>NGHỆ</w:t>
       </w:r>
       <w:r>
         <w:rPr>
-          <w:rFonts w:ascii="Times New Roman" w:hAnsi="Times New Roman" w:cs="Times New Roman"/>
+          <w:b/>
+          <w:bCs/>
           <w:spacing w:val="-3"/>
-          <w:sz w:val="26"/>
-          <w:szCs w:val="26"/>
+          <w:sz w:val="28"/>
+          <w:szCs w:val="28"/>
           <w:lang w:val="vi-VN"/>
         </w:rPr>
         <w:t xml:space="preserve"> </w:t>
       </w:r>
       <w:r>
         <w:rPr>
-          <w:rFonts w:ascii="Times New Roman" w:hAnsi="Times New Roman" w:cs="Times New Roman"/>
-          <w:sz w:val="26"/>
-          <w:szCs w:val="26"/>
+          <w:b/>
+          <w:bCs/>
+          <w:sz w:val="28"/>
+          <w:szCs w:val="28"/>
           <w:lang w:val="vi-VN"/>
         </w:rPr>
         <w:t>BƯU</w:t>
       </w:r>
       <w:r>
         <w:rPr>
-          <w:rFonts w:ascii="Times New Roman" w:hAnsi="Times New Roman" w:cs="Times New Roman"/>
+          <w:b/>
+          <w:bCs/>
           <w:spacing w:val="-3"/>
-          <w:sz w:val="26"/>
-          <w:szCs w:val="26"/>
+          <w:sz w:val="28"/>
+          <w:szCs w:val="28"/>
           <w:lang w:val="vi-VN"/>
         </w:rPr>
         <w:t xml:space="preserve"> </w:t>
       </w:r>
       <w:r>
         <w:rPr>
-          <w:rFonts w:ascii="Times New Roman" w:hAnsi="Times New Roman" w:cs="Times New Roman"/>
-          <w:sz w:val="26"/>
-          <w:szCs w:val="26"/>
+          <w:b/>
+          <w:bCs/>
+          <w:sz w:val="28"/>
+          <w:szCs w:val="28"/>
           <w:lang w:val="vi-VN"/>
         </w:rPr>
         <w:t>CHÍNH</w:t>
       </w:r>
       <w:r>
         <w:rPr>
-          <w:rFonts w:ascii="Times New Roman" w:hAnsi="Times New Roman" w:cs="Times New Roman"/>
+          <w:b/>
+          <w:bCs/>
           <w:spacing w:val="1"/>
-          <w:sz w:val="26"/>
-          <w:szCs w:val="26"/>
+          <w:sz w:val="28"/>
+          <w:szCs w:val="28"/>
           <w:lang w:val="vi-VN"/>
         </w:rPr>
         <w:t xml:space="preserve"> </w:t>
       </w:r>
       <w:r>
         <w:rPr>
-          <w:rFonts w:ascii="Times New Roman" w:hAnsi="Times New Roman" w:cs="Times New Roman"/>
-          <w:sz w:val="26"/>
-          <w:szCs w:val="26"/>
+          <w:b/>
+          <w:bCs/>
+          <w:sz w:val="28"/>
+          <w:szCs w:val="28"/>
           <w:lang w:val="vi-VN"/>
         </w:rPr>
         <w:t>VIỄN</w:t>
       </w:r>
       <w:r>
         <w:rPr>
-          <w:rFonts w:ascii="Times New Roman" w:hAnsi="Times New Roman" w:cs="Times New Roman"/>
+          <w:b/>
+          <w:bCs/>
           <w:spacing w:val="-3"/>
-          <w:sz w:val="26"/>
-          <w:szCs w:val="26"/>
+          <w:sz w:val="28"/>
+          <w:szCs w:val="28"/>
           <w:lang w:val="vi-VN"/>
         </w:rPr>
         <w:t xml:space="preserve"> </w:t>
       </w:r>
       <w:r>
         <w:rPr>
-          <w:rFonts w:ascii="Times New Roman" w:hAnsi="Times New Roman" w:cs="Times New Roman"/>
+          <w:b/>
+          <w:bCs/>
           <w:spacing w:val="-2"/>
-          <w:sz w:val="26"/>
-          <w:szCs w:val="26"/>
+          <w:sz w:val="28"/>
+          <w:szCs w:val="28"/>
           <w:lang w:val="vi-VN"/>
         </w:rPr>
         <w:t>THÔNG</w:t>
@@ -352,104 +369,13 @@
         <w:rPr>
           <w:lang w:val="vi-VN"/>
         </w:rPr>
-        <w:t>KHOA CƠ</w:t>
-      </w:r>
-      <w:r>
-        <w:rPr>
-          <w:spacing w:val="-3"/>
-          <w:lang w:val="vi-VN"/>
-        </w:rPr>
-        <w:t xml:space="preserve"> </w:t>
-      </w:r>
-      <w:r>
-        <w:rPr>
-          <w:lang w:val="vi-VN"/>
-        </w:rPr>
-        <w:t>BẢN</w:t>
-      </w:r>
-      <w:r>
-        <w:rPr>
-          <w:spacing w:val="3"/>
-          <w:lang w:val="vi-VN"/>
-        </w:rPr>
-        <w:t xml:space="preserve"> </w:t>
-      </w:r>
-      <w:r>
-        <w:rPr>
-          <w:spacing w:val="-10"/>
-          <w:lang w:val="vi-VN"/>
-        </w:rPr>
-        <w:t>I</w:t>
-      </w:r>
-    </w:p>
-    <w:p>
-      <w:pPr>
-        <w:pStyle w:val="BodyText"/>
-        <w:spacing w:before="261"/>
-        <w:ind w:left="573" w:right="8"/>
-        <w:jc w:val="center"/>
-        <w:rPr>
-          <w:lang w:val="vi-VN"/>
-        </w:rPr>
-      </w:pPr>
-      <w:r>
-        <w:rPr>
-          <w:lang w:val="vi-VN"/>
-        </w:rPr>
-        <w:t>BỘ</w:t>
-      </w:r>
-      <w:r>
-        <w:rPr>
-          <w:spacing w:val="-5"/>
-          <w:lang w:val="vi-VN"/>
-        </w:rPr>
-        <w:t xml:space="preserve"> </w:t>
-      </w:r>
-      <w:r>
-        <w:rPr>
-          <w:lang w:val="vi-VN"/>
-        </w:rPr>
-        <w:t>MÔN</w:t>
-      </w:r>
-      <w:r>
-        <w:rPr>
-          <w:spacing w:val="2"/>
-          <w:lang w:val="vi-VN"/>
-        </w:rPr>
-        <w:t xml:space="preserve"> </w:t>
-      </w:r>
-      <w:r>
-        <w:rPr>
-          <w:lang w:val="vi-VN"/>
-        </w:rPr>
-        <w:t>TIN HỌC</w:t>
-      </w:r>
-      <w:r>
-        <w:rPr>
-          <w:spacing w:val="1"/>
-          <w:lang w:val="vi-VN"/>
-        </w:rPr>
-        <w:t xml:space="preserve"> </w:t>
-      </w:r>
-      <w:r>
-        <w:rPr>
-          <w:lang w:val="vi-VN"/>
-        </w:rPr>
-        <w:t>CƠ</w:t>
-      </w:r>
-      <w:r>
-        <w:rPr>
-          <w:spacing w:val="-4"/>
-          <w:lang w:val="vi-VN"/>
-        </w:rPr>
-        <w:t xml:space="preserve"> </w:t>
-      </w:r>
-      <w:r>
-        <w:rPr>
-          <w:spacing w:val="-5"/>
-          <w:lang w:val="vi-VN"/>
-        </w:rPr>
-        <w:t>SỞ</w:t>
+        <w:t xml:space="preserve">KHOA </w:t>
+      </w:r>
+      <w:r>
+        <w:rPr>
+          <w:lang w:val="vi-VN"/>
+        </w:rPr>
+        <w:t>CÔNG NGHỆ THÔNG TIN 1</w:t>
       </w:r>
     </w:p>
     <w:p>
@@ -567,72 +493,378 @@
     </w:p>
     <w:p>
       <w:pPr>
-        <w:pStyle w:val="Heading1"/>
         <w:jc w:val="center"/>
         <w:rPr>
-          <w:rFonts w:ascii="Times New Roman" w:hAnsi="Times New Roman" w:cs="Times New Roman"/>
-          <w:sz w:val="26"/>
-          <w:szCs w:val="26"/>
-          <w:lang w:val="vi-VN"/>
-        </w:rPr>
-      </w:pPr>
-      <w:r>
-        <w:rPr>
-          <w:rFonts w:ascii="Times New Roman" w:hAnsi="Times New Roman" w:cs="Times New Roman"/>
-          <w:sz w:val="26"/>
-          <w:szCs w:val="26"/>
+          <w:b/>
+          <w:bCs/>
+          <w:spacing w:val="-5"/>
+          <w:sz w:val="28"/>
+          <w:szCs w:val="28"/>
+          <w:lang w:val="vi-VN"/>
+        </w:rPr>
+      </w:pPr>
+      <w:r>
+        <w:rPr>
+          <w:b/>
+          <w:bCs/>
+          <w:sz w:val="28"/>
+          <w:szCs w:val="28"/>
           <w:lang w:val="vi-VN"/>
         </w:rPr>
         <w:t>THỰC</w:t>
       </w:r>
       <w:r>
         <w:rPr>
-          <w:rFonts w:ascii="Times New Roman" w:hAnsi="Times New Roman" w:cs="Times New Roman"/>
+          <w:b/>
+          <w:bCs/>
           <w:spacing w:val="-2"/>
-          <w:sz w:val="26"/>
-          <w:szCs w:val="26"/>
+          <w:sz w:val="28"/>
+          <w:szCs w:val="28"/>
           <w:lang w:val="vi-VN"/>
         </w:rPr>
         <w:t xml:space="preserve"> </w:t>
       </w:r>
       <w:r>
         <w:rPr>
-          <w:rFonts w:ascii="Times New Roman" w:hAnsi="Times New Roman" w:cs="Times New Roman"/>
-          <w:sz w:val="26"/>
-          <w:szCs w:val="26"/>
+          <w:b/>
+          <w:bCs/>
+          <w:sz w:val="28"/>
+          <w:szCs w:val="28"/>
           <w:lang w:val="vi-VN"/>
         </w:rPr>
         <w:t xml:space="preserve">TẬP </w:t>
       </w:r>
       <w:r>
         <w:rPr>
-          <w:rFonts w:ascii="Times New Roman" w:hAnsi="Times New Roman" w:cs="Times New Roman"/>
-          <w:sz w:val="26"/>
-          <w:szCs w:val="26"/>
+          <w:b/>
+          <w:bCs/>
+          <w:sz w:val="28"/>
+          <w:szCs w:val="28"/>
           <w:lang w:val="vi-VN"/>
         </w:rPr>
         <w:t>CƠ</w:t>
       </w:r>
       <w:r>
         <w:rPr>
-          <w:rFonts w:ascii="Times New Roman" w:hAnsi="Times New Roman" w:cs="Times New Roman"/>
+          <w:b/>
+          <w:bCs/>
           <w:spacing w:val="1"/>
-          <w:sz w:val="26"/>
-          <w:szCs w:val="26"/>
+          <w:sz w:val="28"/>
+          <w:szCs w:val="28"/>
           <w:lang w:val="vi-VN"/>
         </w:rPr>
         <w:t xml:space="preserve"> </w:t>
       </w:r>
       <w:r>
         <w:rPr>
-          <w:rFonts w:ascii="Times New Roman" w:hAnsi="Times New Roman" w:cs="Times New Roman"/>
+          <w:b/>
+          <w:bCs/>
           <w:spacing w:val="-5"/>
-          <w:sz w:val="26"/>
-          <w:szCs w:val="26"/>
+          <w:sz w:val="28"/>
+          <w:szCs w:val="28"/>
           <w:lang w:val="vi-VN"/>
         </w:rPr>
         <w:t>SỞ</w:t>
       </w:r>
+    </w:p>
+    <w:p>
+      <w:pPr>
+        <w:jc w:val="center"/>
+        <w:rPr>
+          <w:b/>
+          <w:bCs/>
+          <w:spacing w:val="-5"/>
+          <w:sz w:val="28"/>
+          <w:szCs w:val="28"/>
+          <w:lang w:val="vi-VN"/>
+        </w:rPr>
+      </w:pPr>
+    </w:p>
+    <w:p>
+      <w:pPr>
+        <w:jc w:val="center"/>
+        <w:rPr>
+          <w:b/>
+          <w:bCs/>
+          <w:spacing w:val="-5"/>
+          <w:lang w:val="vi-VN"/>
+        </w:rPr>
+      </w:pPr>
+      <w:r>
+        <w:rPr>
+          <w:b/>
+          <w:bCs/>
+          <w:spacing w:val="-5"/>
+          <w:lang w:val="vi-VN"/>
+        </w:rPr>
+        <w:t>NHÓM : 24</w:t>
+      </w:r>
+    </w:p>
+    <w:p>
+      <w:pPr>
+        <w:jc w:val="center"/>
+        <w:rPr>
+          <w:b/>
+          <w:bCs/>
+          <w:spacing w:val="-5"/>
+          <w:lang w:val="vi-VN"/>
+        </w:rPr>
+      </w:pPr>
+    </w:p>
+    <w:p>
+      <w:pPr>
+        <w:jc w:val="center"/>
+        <w:rPr>
+          <w:b/>
+          <w:bCs/>
+          <w:spacing w:val="-5"/>
+          <w:lang w:val="vi-VN"/>
+        </w:rPr>
+      </w:pPr>
+      <w:r>
+        <w:rPr>
+          <w:b/>
+          <w:bCs/>
+          <w:spacing w:val="-5"/>
+          <w:lang w:val="vi-VN"/>
+        </w:rPr>
+        <w:t xml:space="preserve">ĐỀ </w:t>
+      </w:r>
+      <w:r>
+        <w:rPr>
+          <w:b/>
+          <w:bCs/>
+          <w:spacing w:val="-5"/>
+          <w:lang w:val="vi-VN"/>
+        </w:rPr>
+        <w:t xml:space="preserve">TÀI: </w:t>
+      </w:r>
+      <w:r>
+        <w:rPr>
+          <w:spacing w:val="-5"/>
+          <w:lang w:val="vi-VN"/>
+        </w:rPr>
+        <w:t>XÂY DỰNG HỆ THỐNG QUẢN LÝ SÂN BÓNG</w:t>
+      </w:r>
+    </w:p>
+    <w:p>
+      <w:pPr>
+        <w:jc w:val="center"/>
+        <w:rPr>
+          <w:b/>
+          <w:bCs/>
+          <w:spacing w:val="-5"/>
+          <w:lang w:val="vi-VN"/>
+        </w:rPr>
+      </w:pPr>
+    </w:p>
+    <w:p>
+      <w:pPr>
+        <w:jc w:val="center"/>
+        <w:rPr>
+          <w:spacing w:val="-5"/>
+          <w:lang w:val="vi-VN"/>
+        </w:rPr>
+      </w:pPr>
+      <w:r>
+        <w:rPr>
+          <w:b/>
+          <w:bCs/>
+          <w:spacing w:val="-5"/>
+          <w:lang w:val="vi-VN"/>
+        </w:rPr>
+        <w:t xml:space="preserve">GIẢNG VIÊN HƯỚNG DẪN : </w:t>
+      </w:r>
+      <w:r>
+        <w:rPr>
+          <w:spacing w:val="-5"/>
+          <w:lang w:val="vi-VN"/>
+        </w:rPr>
+        <w:t>BÙI VĂN KIÊN</w:t>
+      </w:r>
+    </w:p>
+    <w:p>
+      <w:pPr>
+        <w:jc w:val="center"/>
+        <w:rPr>
+          <w:b/>
+          <w:bCs/>
+          <w:spacing w:val="-5"/>
+          <w:lang w:val="vi-VN"/>
+        </w:rPr>
+      </w:pPr>
+    </w:p>
+    <w:p>
+      <w:pPr>
+        <w:jc w:val="center"/>
+        <w:rPr>
+          <w:b/>
+          <w:bCs/>
+          <w:spacing w:val="-5"/>
+          <w:lang w:val="vi-VN"/>
+        </w:rPr>
+      </w:pPr>
+    </w:p>
+    <w:p>
+      <w:pPr>
+        <w:jc w:val="center"/>
+        <w:rPr>
+          <w:b/>
+          <w:bCs/>
+          <w:spacing w:val="-5"/>
+          <w:lang w:val="vi-VN"/>
+        </w:rPr>
+      </w:pPr>
+      <w:r>
+        <w:rPr>
+          <w:b/>
+          <w:bCs/>
+          <w:spacing w:val="-5"/>
+          <w:lang w:val="vi-VN"/>
+        </w:rPr>
+        <w:t>THÀNH VIÊN</w:t>
+      </w:r>
+      <w:r>
+        <w:rPr>
+          <w:b/>
+          <w:bCs/>
+          <w:spacing w:val="-5"/>
+          <w:lang w:val="vi-VN"/>
+        </w:rPr>
+        <w:t xml:space="preserve"> :</w:t>
+      </w:r>
+    </w:p>
+    <w:tbl>
+      <w:tblPr>
+        <w:tblStyle w:val="TableGrid"/>
+        <w:tblW w:w="0" w:type="auto"/>
+        <w:tblBorders>
+          <w:top w:val="none" w:sz="0" w:space="0" w:color="auto"/>
+          <w:left w:val="none" w:sz="0" w:space="0" w:color="auto"/>
+          <w:bottom w:val="none" w:sz="0" w:space="0" w:color="auto"/>
+          <w:right w:val="none" w:sz="0" w:space="0" w:color="auto"/>
+          <w:insideH w:val="none" w:sz="0" w:space="0" w:color="auto"/>
+          <w:insideV w:val="none" w:sz="0" w:space="0" w:color="auto"/>
+        </w:tblBorders>
+        <w:tblLook w:val="04A0" w:firstRow="1" w:lastRow="0" w:firstColumn="1" w:lastColumn="0" w:noHBand="0" w:noVBand="1"/>
+      </w:tblPr>
+      <w:tblGrid>
+        <w:gridCol w:w="4250"/>
+        <w:gridCol w:w="4250"/>
+      </w:tblGrid>
+      <w:tr>
+        <w:tc>
+          <w:tcPr>
+            <w:tcW w:w="4250" w:type="dxa"/>
+          </w:tcPr>
+          <w:p>
+            <w:pPr>
+              <w:jc w:val="center"/>
+              <w:rPr>
+                <w:spacing w:val="-5"/>
+                <w:lang w:val="vi-VN"/>
+              </w:rPr>
+            </w:pPr>
+            <w:r>
+              <w:rPr>
+                <w:spacing w:val="-5"/>
+                <w:lang w:val="vi-VN"/>
+              </w:rPr>
+              <w:t>Khomkitsak Kamphoutthsak</w:t>
+            </w:r>
+          </w:p>
+        </w:tc>
+        <w:tc>
+          <w:tcPr>
+            <w:tcW w:w="4250" w:type="dxa"/>
+          </w:tcPr>
+          <w:p>
+            <w:pPr>
+              <w:jc w:val="center"/>
+              <w:rPr>
+                <w:spacing w:val="-5"/>
+                <w:lang w:val="vi-VN"/>
+              </w:rPr>
+            </w:pPr>
+            <w:r>
+              <w:rPr>
+                <w:spacing w:val="-5"/>
+                <w:lang w:val="vi-VN"/>
+              </w:rPr>
+              <w:t>B23DCCN991</w:t>
+            </w:r>
+          </w:p>
+        </w:tc>
+      </w:tr>
+      <w:tr>
+        <w:tc>
+          <w:tcPr>
+            <w:tcW w:w="4250" w:type="dxa"/>
+          </w:tcPr>
+          <w:p>
+            <w:pPr>
+              <w:jc w:val="center"/>
+              <w:rPr>
+                <w:spacing w:val="-5"/>
+                <w:lang w:val="vi-VN"/>
+              </w:rPr>
+            </w:pPr>
+            <w:r>
+              <w:rPr>
+                <w:spacing w:val="-5"/>
+                <w:lang w:val="vi-VN"/>
+              </w:rPr>
+              <w:t>Sinnakone Vongsykeo</w:t>
+            </w:r>
+          </w:p>
+        </w:tc>
+        <w:tc>
+          <w:tcPr>
+            <w:tcW w:w="4250" w:type="dxa"/>
+          </w:tcPr>
+          <w:p>
+            <w:pPr>
+              <w:jc w:val="center"/>
+              <w:rPr>
+                <w:spacing w:val="-5"/>
+                <w:lang w:val="vi-VN"/>
+              </w:rPr>
+            </w:pPr>
+            <w:r>
+              <w:rPr>
+                <w:spacing w:val="-5"/>
+                <w:lang w:val="vi-VN"/>
+              </w:rPr>
+              <w:t>B23DCCN987</w:t>
+            </w:r>
+          </w:p>
+        </w:tc>
+      </w:tr>
+    </w:tbl>
+    <w:p>
+      <w:pPr>
+        <w:jc w:val="center"/>
+        <w:rPr>
+          <w:b/>
+          <w:bCs/>
+          <w:spacing w:val="-5"/>
+          <w:lang w:val="vi-VN"/>
+        </w:rPr>
+      </w:pPr>
+    </w:p>
+    <w:p>
+      <w:pPr>
+        <w:rPr>
+          <w:lang w:val="vi-VN"/>
+        </w:rPr>
+      </w:pPr>
+    </w:p>
+    <w:p>
+      <w:pPr>
+        <w:rPr>
+          <w:lang w:val="vi-VN"/>
+        </w:rPr>
+      </w:pPr>
     </w:p>
     <w:p>
       <w:pPr>
@@ -655,138 +887,7 @@
       <w:pPr>
         <w:pStyle w:val="BodyText"/>
         <w:tabs>
-          <w:tab w:val="left" w:pos="4782"/>
-        </w:tabs>
-        <w:spacing w:before="1" w:line="276" w:lineRule="auto"/>
-        <w:ind w:left="1666" w:right="1847"/>
-        <w:rPr>
-          <w:spacing w:val="-11"/>
-          <w:lang w:val="vi-VN"/>
-        </w:rPr>
-      </w:pPr>
-      <w:r>
-        <w:rPr>
-          <w:lang w:val="vi-VN"/>
-        </w:rPr>
-        <w:t>Giảng viên hướng dẫn</w:t>
-      </w:r>
-      <w:r>
-        <w:rPr>
-          <w:lang w:val="vi-VN"/>
-        </w:rPr>
-        <w:tab/>
-        <w:t>:</w:t>
-      </w:r>
-      <w:r>
-        <w:rPr>
-          <w:lang w:val="vi-VN"/>
-        </w:rPr>
-        <w:t xml:space="preserve"> Bùi Văn Kiên</w:t>
-      </w:r>
-    </w:p>
-    <w:p>
-      <w:pPr>
-        <w:pStyle w:val="BodyText"/>
-        <w:tabs>
-          <w:tab w:val="left" w:pos="4782"/>
-        </w:tabs>
-        <w:spacing w:before="1" w:line="276" w:lineRule="auto"/>
-        <w:ind w:left="1666" w:right="1847"/>
-        <w:rPr>
-          <w:lang w:val="vi-VN"/>
-        </w:rPr>
-      </w:pPr>
-      <w:r>
-        <w:rPr>
-          <w:lang w:val="vi-VN"/>
-        </w:rPr>
-        <w:t>Họ và tên sinh viên</w:t>
-      </w:r>
-      <w:r>
-        <w:rPr>
-          <w:lang w:val="vi-VN"/>
-        </w:rPr>
-        <w:tab/>
-      </w:r>
-      <w:r>
-        <w:rPr>
-          <w:spacing w:val="-10"/>
-          <w:lang w:val="vi-VN"/>
-        </w:rPr>
-        <w:t>:</w:t>
-      </w:r>
-      <w:r>
-        <w:rPr>
-          <w:spacing w:val="-10"/>
-          <w:lang w:val="vi-VN"/>
-        </w:rPr>
-        <w:t xml:space="preserve"> </w:t>
-      </w:r>
-    </w:p>
-    <w:p>
-      <w:pPr>
-        <w:pStyle w:val="BodyText"/>
-        <w:tabs>
-          <w:tab w:val="left" w:pos="4782"/>
-        </w:tabs>
-        <w:spacing w:line="296" w:lineRule="exact"/>
-        <w:ind w:left="1666"/>
-        <w:rPr>
-          <w:lang w:val="vi-VN"/>
-        </w:rPr>
-      </w:pPr>
-      <w:r>
-        <w:rPr>
-          <w:lang w:val="vi-VN"/>
-        </w:rPr>
-        <w:t>Mã</w:t>
-      </w:r>
-      <w:r>
-        <w:rPr>
-          <w:spacing w:val="-5"/>
-          <w:lang w:val="vi-VN"/>
-        </w:rPr>
-        <w:t xml:space="preserve"> </w:t>
-      </w:r>
-      <w:r>
-        <w:rPr>
-          <w:lang w:val="vi-VN"/>
-        </w:rPr>
-        <w:t>sinh</w:t>
-      </w:r>
-      <w:r>
-        <w:rPr>
-          <w:spacing w:val="-3"/>
-          <w:lang w:val="vi-VN"/>
-        </w:rPr>
-        <w:t xml:space="preserve"> </w:t>
-      </w:r>
-      <w:r>
-        <w:rPr>
-          <w:spacing w:val="-4"/>
-          <w:lang w:val="vi-VN"/>
-        </w:rPr>
-        <w:t>viên</w:t>
-      </w:r>
-      <w:r>
-        <w:rPr>
-          <w:lang w:val="vi-VN"/>
-        </w:rPr>
-        <w:tab/>
-      </w:r>
-      <w:r>
-        <w:rPr>
-          <w:spacing w:val="-10"/>
-          <w:lang w:val="vi-VN"/>
-        </w:rPr>
-        <w:t>:</w:t>
-      </w:r>
-    </w:p>
-    <w:p>
-      <w:pPr>
-        <w:pStyle w:val="BodyText"/>
-        <w:tabs>
-          <w:tab w:val="left" w:pos="4782"/>
+          <w:tab w:val="right" w:pos="5192"/>
         </w:tabs>
         <w:spacing w:before="46"/>
         <w:ind w:left="1666"/>
@@ -796,50 +897,18 @@
       </w:pPr>
       <w:r>
         <w:rPr>
-          <w:spacing w:val="-5"/>
-          <w:lang w:val="vi-VN"/>
-        </w:rPr>
-        <w:t>Lớp</w:t>
-      </w:r>
-      <w:r>
-        <w:rPr>
           <w:lang w:val="vi-VN"/>
         </w:rPr>
         <w:tab/>
       </w:r>
-      <w:r>
-        <w:rPr>
-          <w:spacing w:val="-10"/>
-          <w:lang w:val="vi-VN"/>
-        </w:rPr>
-        <w:t>:</w:t>
-      </w:r>
     </w:p>
     <w:p>
       <w:pPr>
         <w:pStyle w:val="BodyText"/>
-        <w:tabs>
-          <w:tab w:val="right" w:pos="5192"/>
-        </w:tabs>
-        <w:spacing w:before="46"/>
-        <w:ind w:left="1666"/>
-        <w:rPr>
-          <w:lang w:val="vi-VN"/>
-        </w:rPr>
-      </w:pPr>
-      <w:r>
-        <w:rPr>
-          <w:spacing w:val="-4"/>
-          <w:lang w:val="vi-VN"/>
-        </w:rPr>
-        <w:t>Nhóm</w:t>
-      </w:r>
-      <w:r>
-        <w:rPr>
-          <w:lang w:val="vi-VN"/>
-        </w:rPr>
-        <w:tab/>
-      </w:r>
+        <w:rPr>
+          <w:lang w:val="vi-VN"/>
+        </w:rPr>
+      </w:pPr>
     </w:p>
     <w:p>
       <w:pPr>
@@ -877,26 +946,6 @@
       <w:pPr>
         <w:pStyle w:val="BodyText"/>
         <w:rPr>
-          <w:lang w:val="vi-VN"/>
-        </w:rPr>
-      </w:pPr>
-    </w:p>
-    <w:p>
-      <w:pPr>
-        <w:pStyle w:val="BodyText"/>
-        <w:rPr>
-          <w:lang w:val="vi-VN"/>
-        </w:rPr>
-      </w:pPr>
-    </w:p>
-    <w:p>
-      <w:pPr>
-        <w:ind w:right="3"/>
-        <w:rPr>
-          <w:b/>
-          <w:i/>
-          <w:sz w:val="26"/>
-          <w:szCs w:val="26"/>
           <w:lang w:val="vi-VN"/>
         </w:rPr>
       </w:pPr>
@@ -953,7 +1002,7 @@
           <w:szCs w:val="26"/>
           <w:lang w:val="vi-VN"/>
         </w:rPr>
-        <w:t>2023</w:t>
+        <w:t>2026</w:t>
       </w:r>
     </w:p>
     <w:p>
@@ -1279,21 +1328,12 @@
           <w:szCs w:val="26"/>
         </w:rPr>
       </w:pPr>
-      <w:proofErr w:type="spellStart"/>
-      <w:r>
-        <w:rPr>
-          <w:sz w:val="26"/>
-          <w:szCs w:val="26"/>
-        </w:rPr>
-        <w:t>Admin</w:t>
-      </w:r>
-      <w:proofErr w:type="spellEnd"/>
-      <w:r>
-        <w:rPr>
-          <w:sz w:val="26"/>
-          <w:szCs w:val="26"/>
-        </w:rPr>
-        <w:t xml:space="preserve"> quản lý sân, đặt sân và thống kê doanh thu nhanh chóng. </w:t>
+      <w:r>
+        <w:rPr>
+          <w:sz w:val="26"/>
+          <w:szCs w:val="26"/>
+        </w:rPr>
+        <w:t xml:space="preserve">Admin quản lý sân, đặt sân và thống kê doanh thu nhanh chóng. </w:t>
       </w:r>
     </w:p>
     <w:p>
@@ -1400,7 +1440,6 @@
         </w:rPr>
         <w:t xml:space="preserve">Xây dựng một </w:t>
       </w:r>
-      <w:proofErr w:type="spellStart"/>
       <w:r>
         <w:rPr>
           <w:b/>
@@ -1408,17 +1447,7 @@
           <w:sz w:val="26"/>
           <w:szCs w:val="26"/>
         </w:rPr>
-        <w:t>website</w:t>
-      </w:r>
-      <w:proofErr w:type="spellEnd"/>
-      <w:r>
-        <w:rPr>
-          <w:b/>
-          <w:bCs/>
-          <w:sz w:val="26"/>
-          <w:szCs w:val="26"/>
-        </w:rPr>
-        <w:t xml:space="preserve"> quản lý sân bóng</w:t>
+        <w:t>website quản lý sân bóng</w:t>
       </w:r>
       <w:r>
         <w:rPr>
@@ -1459,19 +1488,8 @@
           <w:sz w:val="26"/>
           <w:szCs w:val="26"/>
         </w:rPr>
-        <w:t xml:space="preserve">chức năng đặt sân </w:t>
-      </w:r>
-      <w:proofErr w:type="spellStart"/>
-      <w:r>
-        <w:rPr>
-          <w:b/>
-          <w:bCs/>
-          <w:sz w:val="26"/>
-          <w:szCs w:val="26"/>
-        </w:rPr>
-        <w:t>online</w:t>
-      </w:r>
-      <w:proofErr w:type="spellEnd"/>
+        <w:t>chức năng đặt sân online</w:t>
+      </w:r>
       <w:r>
         <w:rPr>
           <w:sz w:val="26"/>
@@ -1504,7 +1522,6 @@
         </w:rPr>
         <w:t xml:space="preserve">Cho phép </w:t>
       </w:r>
-      <w:proofErr w:type="spellStart"/>
       <w:r>
         <w:rPr>
           <w:b/>
@@ -1512,17 +1529,7 @@
           <w:sz w:val="26"/>
           <w:szCs w:val="26"/>
         </w:rPr>
-        <w:t>Admin</w:t>
-      </w:r>
-      <w:proofErr w:type="spellEnd"/>
-      <w:r>
-        <w:rPr>
-          <w:b/>
-          <w:bCs/>
-          <w:sz w:val="26"/>
-          <w:szCs w:val="26"/>
-        </w:rPr>
-        <w:t xml:space="preserve"> quản lý người dùng, sân bóng và lịch đặt</w:t>
+        <w:t>Admin quản lý người dùng, sân bóng và lịch đặt</w:t>
       </w:r>
       <w:r>
         <w:rPr>
@@ -1597,7 +1604,6 @@
         </w:rPr>
         <w:t xml:space="preserve">Đảm bảo </w:t>
       </w:r>
-      <w:proofErr w:type="spellStart"/>
       <w:r>
         <w:rPr>
           <w:b/>
@@ -1605,17 +1611,7 @@
           <w:sz w:val="26"/>
           <w:szCs w:val="26"/>
         </w:rPr>
-        <w:t>bảo</w:t>
-      </w:r>
-      <w:proofErr w:type="spellEnd"/>
-      <w:r>
-        <w:rPr>
-          <w:b/>
-          <w:bCs/>
-          <w:sz w:val="26"/>
-          <w:szCs w:val="26"/>
-        </w:rPr>
-        <w:t xml:space="preserve"> mật thông tin</w:t>
+        <w:t>bảo mật thông tin</w:t>
       </w:r>
       <w:r>
         <w:rPr>
@@ -1687,6 +1683,7 @@
           <w:sz w:val="26"/>
           <w:szCs w:val="26"/>
         </w:rPr>
+        <w:lastRenderedPageBreak/>
         <w:t>Người dùng:</w:t>
       </w:r>
       <w:r>
@@ -1694,23 +1691,7 @@
           <w:sz w:val="26"/>
           <w:szCs w:val="26"/>
         </w:rPr>
-        <w:t xml:space="preserve"> Khách hàng (đặt sân) và </w:t>
-      </w:r>
-      <w:proofErr w:type="spellStart"/>
-      <w:r>
-        <w:rPr>
-          <w:sz w:val="26"/>
-          <w:szCs w:val="26"/>
-        </w:rPr>
-        <w:t>Admin</w:t>
-      </w:r>
-      <w:proofErr w:type="spellEnd"/>
-      <w:r>
-        <w:rPr>
-          <w:sz w:val="26"/>
-          <w:szCs w:val="26"/>
-        </w:rPr>
-        <w:t xml:space="preserve"> (quản lý). </w:t>
+        <w:t xml:space="preserve"> Khách hàng (đặt sân) và Admin (quản lý). </w:t>
       </w:r>
     </w:p>
     <w:p>
@@ -1769,7 +1750,6 @@
           <w:sz w:val="26"/>
           <w:szCs w:val="26"/>
         </w:rPr>
-        <w:lastRenderedPageBreak/>
         <w:t xml:space="preserve">Đăng ký/Đăng nhập </w:t>
       </w:r>
     </w:p>
@@ -1951,37 +1931,12 @@
           <w:szCs w:val="26"/>
         </w:rPr>
       </w:pPr>
-      <w:proofErr w:type="spellStart"/>
-      <w:r>
-        <w:rPr>
-          <w:sz w:val="26"/>
-          <w:szCs w:val="26"/>
-        </w:rPr>
-        <w:t>Frontend</w:t>
-      </w:r>
-      <w:proofErr w:type="spellEnd"/>
-      <w:r>
-        <w:rPr>
-          <w:sz w:val="26"/>
-          <w:szCs w:val="26"/>
-        </w:rPr>
-        <w:t xml:space="preserve">: HTML, CSS, JS (hoặc </w:t>
-      </w:r>
-      <w:proofErr w:type="spellStart"/>
-      <w:r>
-        <w:rPr>
-          <w:sz w:val="26"/>
-          <w:szCs w:val="26"/>
-        </w:rPr>
-        <w:t>React</w:t>
-      </w:r>
-      <w:proofErr w:type="spellEnd"/>
-      <w:r>
-        <w:rPr>
-          <w:sz w:val="26"/>
-          <w:szCs w:val="26"/>
-        </w:rPr>
-        <w:t xml:space="preserve">) </w:t>
+      <w:r>
+        <w:rPr>
+          <w:sz w:val="26"/>
+          <w:szCs w:val="26"/>
+        </w:rPr>
+        <w:t xml:space="preserve">Frontend: HTML, CSS, JS (hoặc React) </w:t>
       </w:r>
     </w:p>
     <w:p>
@@ -2001,21 +1956,12 @@
           <w:szCs w:val="26"/>
         </w:rPr>
       </w:pPr>
-      <w:proofErr w:type="spellStart"/>
-      <w:r>
-        <w:rPr>
-          <w:sz w:val="26"/>
-          <w:szCs w:val="26"/>
-        </w:rPr>
-        <w:t>Backend</w:t>
-      </w:r>
-      <w:proofErr w:type="spellEnd"/>
-      <w:r>
-        <w:rPr>
-          <w:sz w:val="26"/>
-          <w:szCs w:val="26"/>
-        </w:rPr>
-        <w:t xml:space="preserve">: Node.js + Express </w:t>
+      <w:r>
+        <w:rPr>
+          <w:sz w:val="26"/>
+          <w:szCs w:val="26"/>
+        </w:rPr>
+        <w:t xml:space="preserve">Backend: Node.js + Express </w:t>
       </w:r>
     </w:p>
     <w:p>
@@ -2035,37 +1981,12 @@
           <w:szCs w:val="26"/>
         </w:rPr>
       </w:pPr>
-      <w:proofErr w:type="spellStart"/>
-      <w:r>
-        <w:rPr>
-          <w:sz w:val="26"/>
-          <w:szCs w:val="26"/>
-        </w:rPr>
-        <w:t>Database</w:t>
-      </w:r>
-      <w:proofErr w:type="spellEnd"/>
-      <w:r>
-        <w:rPr>
-          <w:sz w:val="26"/>
-          <w:szCs w:val="26"/>
-        </w:rPr>
-        <w:t xml:space="preserve">: </w:t>
-      </w:r>
-      <w:proofErr w:type="spellStart"/>
-      <w:r>
-        <w:rPr>
-          <w:sz w:val="26"/>
-          <w:szCs w:val="26"/>
-        </w:rPr>
-        <w:t>MySQL</w:t>
-      </w:r>
-      <w:proofErr w:type="spellEnd"/>
-      <w:r>
-        <w:rPr>
-          <w:sz w:val="26"/>
-          <w:szCs w:val="26"/>
-        </w:rPr>
-        <w:t xml:space="preserve"> </w:t>
+      <w:r>
+        <w:rPr>
+          <w:sz w:val="26"/>
+          <w:szCs w:val="26"/>
+        </w:rPr>
+        <w:t xml:space="preserve">Database: MySQL </w:t>
       </w:r>
     </w:p>
     <w:p>
@@ -2171,23 +2092,7 @@
           <w:sz w:val="26"/>
           <w:szCs w:val="26"/>
         </w:rPr>
-        <w:t xml:space="preserve"> Tạo bảng </w:t>
-      </w:r>
-      <w:proofErr w:type="spellStart"/>
-      <w:r>
-        <w:rPr>
-          <w:sz w:val="26"/>
-          <w:szCs w:val="26"/>
-        </w:rPr>
-        <w:t>Users</w:t>
-      </w:r>
-      <w:proofErr w:type="spellEnd"/>
-      <w:r>
-        <w:rPr>
-          <w:sz w:val="26"/>
-          <w:szCs w:val="26"/>
-        </w:rPr>
-        <w:t xml:space="preserve">, Sân bóng, Đặt sân, Thanh toán; đảm bảo quan hệ giữa các bảng hợp lý. </w:t>
+        <w:t xml:space="preserve"> Tạo bảng Users, Sân bóng, Đặt sân, Thanh toán; đảm bảo quan hệ giữa các bảng hợp lý. </w:t>
       </w:r>
     </w:p>
     <w:p>
@@ -2214,27 +2119,7 @@
           <w:sz w:val="26"/>
           <w:szCs w:val="26"/>
         </w:rPr>
-        <w:t xml:space="preserve">Lập trình </w:t>
-      </w:r>
-      <w:proofErr w:type="spellStart"/>
-      <w:r>
-        <w:rPr>
-          <w:b/>
-          <w:bCs/>
-          <w:sz w:val="26"/>
-          <w:szCs w:val="26"/>
-        </w:rPr>
-        <w:t>backend</w:t>
-      </w:r>
-      <w:proofErr w:type="spellEnd"/>
-      <w:r>
-        <w:rPr>
-          <w:b/>
-          <w:bCs/>
-          <w:sz w:val="26"/>
-          <w:szCs w:val="26"/>
-        </w:rPr>
-        <w:t>:</w:t>
+        <w:t>Lập trình backend:</w:t>
       </w:r>
       <w:r>
         <w:rPr>
@@ -2268,50 +2153,14 @@
           <w:sz w:val="26"/>
           <w:szCs w:val="26"/>
         </w:rPr>
-        <w:t xml:space="preserve">Lập trình </w:t>
-      </w:r>
-      <w:proofErr w:type="spellStart"/>
-      <w:r>
-        <w:rPr>
-          <w:b/>
-          <w:bCs/>
-          <w:sz w:val="26"/>
-          <w:szCs w:val="26"/>
-        </w:rPr>
-        <w:t>frontend</w:t>
-      </w:r>
-      <w:proofErr w:type="spellEnd"/>
-      <w:r>
-        <w:rPr>
-          <w:b/>
-          <w:bCs/>
-          <w:sz w:val="26"/>
-          <w:szCs w:val="26"/>
-        </w:rPr>
-        <w:t>:</w:t>
-      </w:r>
-      <w:r>
-        <w:rPr>
-          <w:sz w:val="26"/>
-          <w:szCs w:val="26"/>
-        </w:rPr>
-        <w:t xml:space="preserve"> Thiết kế giao diện </w:t>
-      </w:r>
-      <w:proofErr w:type="spellStart"/>
-      <w:r>
-        <w:rPr>
-          <w:sz w:val="26"/>
-          <w:szCs w:val="26"/>
-        </w:rPr>
-        <w:t>web</w:t>
-      </w:r>
-      <w:proofErr w:type="spellEnd"/>
-      <w:r>
-        <w:rPr>
-          <w:sz w:val="26"/>
-          <w:szCs w:val="26"/>
-        </w:rPr>
-        <w:t xml:space="preserve"> thân thiện, tích hợp API để hiển thị dữ liệu. </w:t>
+        <w:t>Lập trình frontend:</w:t>
+      </w:r>
+      <w:r>
+        <w:rPr>
+          <w:sz w:val="26"/>
+          <w:szCs w:val="26"/>
+        </w:rPr>
+        <w:t xml:space="preserve"> Thiết kế giao diện web thân thiện, tích hợp API để hiển thị dữ liệu. </w:t>
       </w:r>
     </w:p>
     <w:p>
@@ -2461,6 +2310,7 @@
           <w:sz w:val="26"/>
           <w:szCs w:val="26"/>
         </w:rPr>
+        <w:lastRenderedPageBreak/>
         <w:t>Với sinh viên thực tập:</w:t>
       </w:r>
       <w:r>
@@ -2468,23 +2318,7 @@
           <w:sz w:val="26"/>
           <w:szCs w:val="26"/>
         </w:rPr>
-        <w:t xml:space="preserve"> Nâng cao kỹ năng lập trình </w:t>
-      </w:r>
-      <w:proofErr w:type="spellStart"/>
-      <w:r>
-        <w:rPr>
-          <w:sz w:val="26"/>
-          <w:szCs w:val="26"/>
-        </w:rPr>
-        <w:t>web</w:t>
-      </w:r>
-      <w:proofErr w:type="spellEnd"/>
-      <w:r>
-        <w:rPr>
-          <w:sz w:val="26"/>
-          <w:szCs w:val="26"/>
-        </w:rPr>
-        <w:t>, quản lý cơ sở dữ liệu, phát triển dự án thực tế.</w:t>
+        <w:t xml:space="preserve"> Nâng cao kỹ năng lập trình web, quản lý cơ sở dữ liệu, phát triển dự án thực tế.</w:t>
       </w:r>
     </w:p>
     <w:p>
@@ -2512,7 +2346,6 @@
           <w:szCs w:val="26"/>
           <w:lang w:val="vi-VN"/>
         </w:rPr>
-        <w:lastRenderedPageBreak/>
         <w:t xml:space="preserve">CHƯƠNG 2 :  </w:t>
       </w:r>
       <w:r>
@@ -2596,27 +2429,7 @@
           <w:szCs w:val="26"/>
           <w:lang w:val="vi-VN"/>
         </w:rPr>
-        <w:t xml:space="preserve"> là một ứng dụng </w:t>
-      </w:r>
-      <w:proofErr w:type="spellStart"/>
-      <w:r>
-        <w:rPr>
-          <w:color w:val="0D0D0D"/>
-          <w:sz w:val="26"/>
-          <w:szCs w:val="26"/>
-          <w:lang w:val="vi-VN"/>
-        </w:rPr>
-        <w:t>web</w:t>
-      </w:r>
-      <w:proofErr w:type="spellEnd"/>
-      <w:r>
-        <w:rPr>
-          <w:color w:val="0D0D0D"/>
-          <w:sz w:val="26"/>
-          <w:szCs w:val="26"/>
-          <w:lang w:val="vi-VN"/>
-        </w:rPr>
-        <w:t xml:space="preserve"> hỗ trợ người dùng đặt sân bóng trực tuyến, giúp quản lý lịch đặt sân, người dùng và doanh thu một cách hiệu quả.</w:t>
+        <w:t> là một ứng dụng web hỗ trợ người dùng đặt sân bóng trực tuyến, giúp quản lý lịch đặt sân, người dùng và doanh thu một cách hiệu quả.</w:t>
       </w:r>
     </w:p>
     <w:p>
@@ -2640,7 +2453,6 @@
         </w:rPr>
         <w:t>Hệ thống được xây dựng theo mô hình </w:t>
       </w:r>
-      <w:proofErr w:type="spellStart"/>
       <w:r>
         <w:rPr>
           <w:rStyle w:val="Strong"/>
@@ -2650,19 +2462,7 @@
           <w:szCs w:val="26"/>
           <w:lang w:val="vi-VN"/>
         </w:rPr>
-        <w:t>Client</w:t>
-      </w:r>
-      <w:proofErr w:type="spellEnd"/>
-      <w:r>
-        <w:rPr>
-          <w:rStyle w:val="Strong"/>
-          <w:rFonts w:eastAsiaTheme="majorEastAsia"/>
-          <w:color w:val="0D0D0D"/>
-          <w:sz w:val="26"/>
-          <w:szCs w:val="26"/>
-          <w:lang w:val="vi-VN"/>
-        </w:rPr>
-        <w:t xml:space="preserve"> – Server</w:t>
+        <w:t>Client – Server</w:t>
       </w:r>
       <w:r>
         <w:rPr>
@@ -2691,37 +2491,15 @@
           <w:lang w:val="vi-VN"/>
         </w:rPr>
       </w:pPr>
-      <w:proofErr w:type="spellStart"/>
-      <w:r>
-        <w:rPr>
-          <w:color w:val="0D0D0D"/>
-          <w:sz w:val="26"/>
-          <w:szCs w:val="26"/>
-          <w:lang w:val="vi-VN"/>
-        </w:rPr>
-        <w:t>Frontend</w:t>
-      </w:r>
-      <w:proofErr w:type="spellEnd"/>
-      <w:r>
-        <w:rPr>
-          <w:color w:val="0D0D0D"/>
-          <w:sz w:val="26"/>
-          <w:szCs w:val="26"/>
-          <w:lang w:val="vi-VN"/>
-        </w:rPr>
-        <w:t>: HTML/CSS/</w:t>
-      </w:r>
-      <w:proofErr w:type="spellStart"/>
-      <w:r>
-        <w:rPr>
-          <w:color w:val="0D0D0D"/>
-          <w:sz w:val="26"/>
-          <w:szCs w:val="26"/>
-          <w:lang w:val="vi-VN"/>
-        </w:rPr>
-        <w:t>JavaScript</w:t>
-      </w:r>
-      <w:proofErr w:type="spellEnd"/>
+      <w:r>
+        <w:rPr>
+          <w:color w:val="0D0D0D"/>
+          <w:sz w:val="26"/>
+          <w:szCs w:val="26"/>
+          <w:lang w:val="vi-VN"/>
+        </w:rPr>
+        <w:t>Frontend: HTML/CSS/JavaScript</w:t>
+      </w:r>
     </w:p>
     <w:p>
       <w:pPr>
@@ -2740,25 +2518,14 @@
           <w:lang w:val="vi-VN"/>
         </w:rPr>
       </w:pPr>
-      <w:proofErr w:type="spellStart"/>
-      <w:r>
-        <w:rPr>
-          <w:color w:val="0D0D0D"/>
-          <w:sz w:val="26"/>
-          <w:szCs w:val="26"/>
-          <w:lang w:val="vi-VN"/>
-        </w:rPr>
-        <w:t>Backend</w:t>
-      </w:r>
-      <w:proofErr w:type="spellEnd"/>
-      <w:r>
-        <w:rPr>
-          <w:color w:val="0D0D0D"/>
-          <w:sz w:val="26"/>
-          <w:szCs w:val="26"/>
-          <w:lang w:val="vi-VN"/>
-        </w:rPr>
-        <w:t>: Node.js + Express</w:t>
+      <w:r>
+        <w:rPr>
+          <w:color w:val="0D0D0D"/>
+          <w:sz w:val="26"/>
+          <w:szCs w:val="26"/>
+          <w:lang w:val="vi-VN"/>
+        </w:rPr>
+        <w:t>Backend: Node.js + Express</w:t>
       </w:r>
     </w:p>
     <w:p>
@@ -2778,37 +2545,15 @@
           <w:lang w:val="vi-VN"/>
         </w:rPr>
       </w:pPr>
-      <w:proofErr w:type="spellStart"/>
-      <w:r>
-        <w:rPr>
-          <w:color w:val="0D0D0D"/>
-          <w:sz w:val="26"/>
-          <w:szCs w:val="26"/>
-          <w:lang w:val="vi-VN"/>
-        </w:rPr>
-        <w:t>Database</w:t>
-      </w:r>
-      <w:proofErr w:type="spellEnd"/>
-      <w:r>
-        <w:rPr>
-          <w:color w:val="0D0D0D"/>
-          <w:sz w:val="26"/>
-          <w:szCs w:val="26"/>
-          <w:lang w:val="vi-VN"/>
-        </w:rPr>
-        <w:t xml:space="preserve">: </w:t>
-      </w:r>
-      <w:proofErr w:type="spellStart"/>
-      <w:r>
-        <w:rPr>
-          <w:color w:val="0D0D0D"/>
-          <w:sz w:val="26"/>
-          <w:szCs w:val="26"/>
-          <w:lang w:val="vi-VN"/>
-        </w:rPr>
-        <w:t>MySQL</w:t>
-      </w:r>
-      <w:proofErr w:type="spellEnd"/>
+      <w:r>
+        <w:rPr>
+          <w:color w:val="0D0D0D"/>
+          <w:sz w:val="26"/>
+          <w:szCs w:val="26"/>
+          <w:lang w:val="vi-VN"/>
+        </w:rPr>
+        <w:t>Database: MySQL</w:t>
+      </w:r>
     </w:p>
     <w:p>
       <w:pPr>
@@ -2931,7 +2676,6 @@
           <w:lang w:val="vi-VN"/>
         </w:rPr>
       </w:pPr>
-      <w:proofErr w:type="spellStart"/>
       <w:r>
         <w:rPr>
           <w:rStyle w:val="Strong"/>
@@ -2943,7 +2687,6 @@
         </w:rPr>
         <w:t>Admin</w:t>
       </w:r>
-      <w:proofErr w:type="spellEnd"/>
     </w:p>
     <w:p>
       <w:pPr>
@@ -3256,6 +2999,7 @@
           <w:szCs w:val="26"/>
           <w:lang w:val="vi-VN"/>
         </w:rPr>
+        <w:lastRenderedPageBreak/>
         <w:t>2.2. Chức năng hệ thống</w:t>
       </w:r>
     </w:p>
@@ -3324,7 +3068,6 @@
           <w:szCs w:val="26"/>
           <w:lang w:val="vi-VN"/>
         </w:rPr>
-        <w:lastRenderedPageBreak/>
         <w:t>Đăng ký tài khoản</w:t>
       </w:r>
     </w:p>
@@ -3379,27 +3122,7 @@
           <w:szCs w:val="26"/>
           <w:lang w:val="vi-VN"/>
         </w:rPr>
-        <w:t>Phân quyền (</w:t>
-      </w:r>
-      <w:proofErr w:type="spellStart"/>
-      <w:r>
-        <w:rPr>
-          <w:color w:val="0D0D0D"/>
-          <w:sz w:val="26"/>
-          <w:szCs w:val="26"/>
-          <w:lang w:val="vi-VN"/>
-        </w:rPr>
-        <w:t>admin</w:t>
-      </w:r>
-      <w:proofErr w:type="spellEnd"/>
-      <w:r>
-        <w:rPr>
-          <w:color w:val="0D0D0D"/>
-          <w:sz w:val="26"/>
-          <w:szCs w:val="26"/>
-          <w:lang w:val="vi-VN"/>
-        </w:rPr>
-        <w:t xml:space="preserve"> / khách hàng)</w:t>
+        <w:t>Phân quyền (admin / khách hàng)</w:t>
       </w:r>
     </w:p>
     <w:p>
@@ -3521,27 +3244,7 @@
           <w:szCs w:val="26"/>
           <w:lang w:val="vi-VN"/>
         </w:rPr>
-        <w:t>Thêm / sửa / xóa sân (</w:t>
-      </w:r>
-      <w:proofErr w:type="spellStart"/>
-      <w:r>
-        <w:rPr>
-          <w:color w:val="0D0D0D"/>
-          <w:sz w:val="26"/>
-          <w:szCs w:val="26"/>
-          <w:lang w:val="vi-VN"/>
-        </w:rPr>
-        <w:t>admin</w:t>
-      </w:r>
-      <w:proofErr w:type="spellEnd"/>
-      <w:r>
-        <w:rPr>
-          <w:color w:val="0D0D0D"/>
-          <w:sz w:val="26"/>
-          <w:szCs w:val="26"/>
-          <w:lang w:val="vi-VN"/>
-        </w:rPr>
-        <w:t>)</w:t>
+        <w:t>Thêm / sửa / xóa sân (admin)</w:t>
       </w:r>
     </w:p>
     <w:p>
@@ -3922,59 +3625,8 @@
           <w:szCs w:val="26"/>
           <w:lang w:val="vi-VN"/>
         </w:rPr>
-        <w:t>3. Đặc tả chức năng (</w:t>
-      </w:r>
-      <w:proofErr w:type="spellStart"/>
-      <w:r>
-        <w:rPr>
-          <w:rFonts w:ascii="Times New Roman" w:hAnsi="Times New Roman" w:cs="Times New Roman"/>
-          <w:b/>
-          <w:bCs/>
-          <w:color w:val="0D0D0D"/>
-          <w:sz w:val="26"/>
-          <w:szCs w:val="26"/>
-          <w:lang w:val="vi-VN"/>
-        </w:rPr>
-        <w:t>Functional</w:t>
-      </w:r>
-      <w:proofErr w:type="spellEnd"/>
-      <w:r>
-        <w:rPr>
-          <w:rFonts w:ascii="Times New Roman" w:hAnsi="Times New Roman" w:cs="Times New Roman"/>
-          <w:b/>
-          <w:bCs/>
-          <w:color w:val="0D0D0D"/>
-          <w:sz w:val="26"/>
-          <w:szCs w:val="26"/>
-          <w:lang w:val="vi-VN"/>
-        </w:rPr>
-        <w:t xml:space="preserve"> </w:t>
-      </w:r>
-      <w:proofErr w:type="spellStart"/>
-      <w:r>
-        <w:rPr>
-          <w:rFonts w:ascii="Times New Roman" w:hAnsi="Times New Roman" w:cs="Times New Roman"/>
-          <w:b/>
-          <w:bCs/>
-          <w:color w:val="0D0D0D"/>
-          <w:sz w:val="26"/>
-          <w:szCs w:val="26"/>
-          <w:lang w:val="vi-VN"/>
-        </w:rPr>
-        <w:t>Specification</w:t>
-      </w:r>
-      <w:proofErr w:type="spellEnd"/>
-      <w:r>
-        <w:rPr>
-          <w:rFonts w:ascii="Times New Roman" w:hAnsi="Times New Roman" w:cs="Times New Roman"/>
-          <w:b/>
-          <w:bCs/>
-          <w:color w:val="0D0D0D"/>
-          <w:sz w:val="26"/>
-          <w:szCs w:val="26"/>
-          <w:lang w:val="vi-VN"/>
-        </w:rPr>
-        <w:t>)</w:t>
+        <w:lastRenderedPageBreak/>
+        <w:t>3. Đặc tả chức năng (Functional Specification)</w:t>
       </w:r>
     </w:p>
     <w:p>
@@ -4002,59 +3654,7 @@
           <w:szCs w:val="26"/>
           <w:lang w:val="vi-VN"/>
         </w:rPr>
-        <w:t xml:space="preserve">3.1. </w:t>
-      </w:r>
-      <w:proofErr w:type="spellStart"/>
-      <w:r>
-        <w:rPr>
-          <w:rFonts w:cs="Times New Roman"/>
-          <w:b/>
-          <w:bCs/>
-          <w:color w:val="0D0D0D"/>
-          <w:sz w:val="26"/>
-          <w:szCs w:val="26"/>
-          <w:lang w:val="vi-VN"/>
-        </w:rPr>
-        <w:t>Use</w:t>
-      </w:r>
-      <w:proofErr w:type="spellEnd"/>
-      <w:r>
-        <w:rPr>
-          <w:rFonts w:cs="Times New Roman"/>
-          <w:b/>
-          <w:bCs/>
-          <w:color w:val="0D0D0D"/>
-          <w:sz w:val="26"/>
-          <w:szCs w:val="26"/>
-          <w:lang w:val="vi-VN"/>
-        </w:rPr>
-        <w:t xml:space="preserve"> </w:t>
-      </w:r>
-      <w:proofErr w:type="spellStart"/>
-      <w:r>
-        <w:rPr>
-          <w:rFonts w:cs="Times New Roman"/>
-          <w:b/>
-          <w:bCs/>
-          <w:color w:val="0D0D0D"/>
-          <w:sz w:val="26"/>
-          <w:szCs w:val="26"/>
-          <w:lang w:val="vi-VN"/>
-        </w:rPr>
-        <w:t>Case</w:t>
-      </w:r>
-      <w:proofErr w:type="spellEnd"/>
-      <w:r>
-        <w:rPr>
-          <w:rFonts w:cs="Times New Roman"/>
-          <w:b/>
-          <w:bCs/>
-          <w:color w:val="0D0D0D"/>
-          <w:sz w:val="26"/>
-          <w:szCs w:val="26"/>
-          <w:lang w:val="vi-VN"/>
-        </w:rPr>
-        <w:t>: Đăng ký</w:t>
+        <w:t>3.1. Use Case: Đăng ký</w:t>
       </w:r>
     </w:p>
     <w:p>
@@ -4120,7 +3720,6 @@
           <w:lang w:val="vi-VN"/>
         </w:rPr>
       </w:pPr>
-      <w:proofErr w:type="spellStart"/>
       <w:r>
         <w:rPr>
           <w:rStyle w:val="Strong"/>
@@ -4132,7 +3731,6 @@
         </w:rPr>
         <w:t>Actor</w:t>
       </w:r>
-      <w:proofErr w:type="spellEnd"/>
       <w:r>
         <w:rPr>
           <w:color w:val="0D0D0D"/>
@@ -4169,7 +3767,6 @@
           <w:szCs w:val="26"/>
           <w:lang w:val="vi-VN"/>
         </w:rPr>
-        <w:lastRenderedPageBreak/>
         <w:t>Mô tả</w:t>
       </w:r>
       <w:r>
@@ -4230,27 +3827,7 @@
           <w:szCs w:val="26"/>
           <w:lang w:val="vi-VN"/>
         </w:rPr>
-        <w:t xml:space="preserve">Người dùng nhập thông tin (họ tên, </w:t>
-      </w:r>
-      <w:proofErr w:type="spellStart"/>
-      <w:r>
-        <w:rPr>
-          <w:color w:val="0D0D0D"/>
-          <w:sz w:val="26"/>
-          <w:szCs w:val="26"/>
-          <w:lang w:val="vi-VN"/>
-        </w:rPr>
-        <w:t>email</w:t>
-      </w:r>
-      <w:proofErr w:type="spellEnd"/>
-      <w:r>
-        <w:rPr>
-          <w:color w:val="0D0D0D"/>
-          <w:sz w:val="26"/>
-          <w:szCs w:val="26"/>
-          <w:lang w:val="vi-VN"/>
-        </w:rPr>
-        <w:t>, mật khẩu, SĐT)</w:t>
+        <w:t>Người dùng nhập thông tin (họ tên, email, mật khẩu, SĐT)</w:t>
       </w:r>
     </w:p>
     <w:p>
@@ -4277,19 +3854,8 @@
           <w:szCs w:val="26"/>
           <w:lang w:val="vi-VN"/>
         </w:rPr>
-        <w:t xml:space="preserve">Hệ thống kiểm tra </w:t>
-      </w:r>
-      <w:proofErr w:type="spellStart"/>
-      <w:r>
-        <w:rPr>
-          <w:color w:val="0D0D0D"/>
-          <w:sz w:val="26"/>
-          <w:szCs w:val="26"/>
-          <w:lang w:val="vi-VN"/>
-        </w:rPr>
-        <w:t>email</w:t>
-      </w:r>
-      <w:proofErr w:type="spellEnd"/>
+        <w:t>Hệ thống kiểm tra email</w:t>
+      </w:r>
     </w:p>
     <w:p>
       <w:pPr>
@@ -4315,19 +3881,8 @@
           <w:szCs w:val="26"/>
           <w:lang w:val="vi-VN"/>
         </w:rPr>
-        <w:t xml:space="preserve">Nếu hợp lệ → lưu vào </w:t>
-      </w:r>
-      <w:proofErr w:type="spellStart"/>
-      <w:r>
-        <w:rPr>
-          <w:color w:val="0D0D0D"/>
-          <w:sz w:val="26"/>
-          <w:szCs w:val="26"/>
-          <w:lang w:val="vi-VN"/>
-        </w:rPr>
-        <w:t>database</w:t>
-      </w:r>
-      <w:proofErr w:type="spellEnd"/>
+        <w:t>Nếu hợp lệ → lưu vào database</w:t>
+      </w:r>
     </w:p>
     <w:p>
       <w:pPr>
@@ -4397,25 +3952,14 @@
           <w:lang w:val="vi-VN"/>
         </w:rPr>
       </w:pPr>
-      <w:proofErr w:type="spellStart"/>
-      <w:r>
-        <w:rPr>
-          <w:color w:val="0D0D0D"/>
-          <w:sz w:val="26"/>
-          <w:szCs w:val="26"/>
-          <w:lang w:val="vi-VN"/>
-        </w:rPr>
-        <w:t>Email</w:t>
-      </w:r>
-      <w:proofErr w:type="spellEnd"/>
-      <w:r>
-        <w:rPr>
-          <w:color w:val="0D0D0D"/>
-          <w:sz w:val="26"/>
-          <w:szCs w:val="26"/>
-          <w:lang w:val="vi-VN"/>
-        </w:rPr>
-        <w:t xml:space="preserve"> đã tồn tại → báo lỗi</w:t>
+      <w:r>
+        <w:rPr>
+          <w:color w:val="0D0D0D"/>
+          <w:sz w:val="26"/>
+          <w:szCs w:val="26"/>
+          <w:lang w:val="vi-VN"/>
+        </w:rPr>
+        <w:t>Email đã tồn tại → báo lỗi</w:t>
       </w:r>
     </w:p>
     <w:p>
@@ -4457,59 +4001,7 @@
           <w:szCs w:val="26"/>
           <w:lang w:val="vi-VN"/>
         </w:rPr>
-        <w:t xml:space="preserve">3.2. </w:t>
-      </w:r>
-      <w:proofErr w:type="spellStart"/>
-      <w:r>
-        <w:rPr>
-          <w:rFonts w:cs="Times New Roman"/>
-          <w:b/>
-          <w:bCs/>
-          <w:color w:val="0D0D0D"/>
-          <w:sz w:val="26"/>
-          <w:szCs w:val="26"/>
-          <w:lang w:val="vi-VN"/>
-        </w:rPr>
-        <w:t>Use</w:t>
-      </w:r>
-      <w:proofErr w:type="spellEnd"/>
-      <w:r>
-        <w:rPr>
-          <w:rFonts w:cs="Times New Roman"/>
-          <w:b/>
-          <w:bCs/>
-          <w:color w:val="0D0D0D"/>
-          <w:sz w:val="26"/>
-          <w:szCs w:val="26"/>
-          <w:lang w:val="vi-VN"/>
-        </w:rPr>
-        <w:t xml:space="preserve"> </w:t>
-      </w:r>
-      <w:proofErr w:type="spellStart"/>
-      <w:r>
-        <w:rPr>
-          <w:rFonts w:cs="Times New Roman"/>
-          <w:b/>
-          <w:bCs/>
-          <w:color w:val="0D0D0D"/>
-          <w:sz w:val="26"/>
-          <w:szCs w:val="26"/>
-          <w:lang w:val="vi-VN"/>
-        </w:rPr>
-        <w:t>Case</w:t>
-      </w:r>
-      <w:proofErr w:type="spellEnd"/>
-      <w:r>
-        <w:rPr>
-          <w:rFonts w:cs="Times New Roman"/>
-          <w:b/>
-          <w:bCs/>
-          <w:color w:val="0D0D0D"/>
-          <w:sz w:val="26"/>
-          <w:szCs w:val="26"/>
-          <w:lang w:val="vi-VN"/>
-        </w:rPr>
-        <w:t>: Đăng nhập</w:t>
+        <w:t>3.2. Use Case: Đăng nhập</w:t>
       </w:r>
     </w:p>
     <w:p>
@@ -4529,7 +4021,6 @@
           <w:lang w:val="vi-VN"/>
         </w:rPr>
       </w:pPr>
-      <w:proofErr w:type="spellStart"/>
       <w:r>
         <w:rPr>
           <w:rStyle w:val="Strong"/>
@@ -4541,7 +4032,6 @@
         </w:rPr>
         <w:t>Actor</w:t>
       </w:r>
-      <w:proofErr w:type="spellEnd"/>
       <w:r>
         <w:rPr>
           <w:color w:val="0D0D0D"/>
@@ -4600,27 +4090,7 @@
           <w:szCs w:val="26"/>
           <w:lang w:val="vi-VN"/>
         </w:rPr>
-        <w:t xml:space="preserve">Nhập </w:t>
-      </w:r>
-      <w:proofErr w:type="spellStart"/>
-      <w:r>
-        <w:rPr>
-          <w:color w:val="0D0D0D"/>
-          <w:sz w:val="26"/>
-          <w:szCs w:val="26"/>
-          <w:lang w:val="vi-VN"/>
-        </w:rPr>
-        <w:t>email</w:t>
-      </w:r>
-      <w:proofErr w:type="spellEnd"/>
-      <w:r>
-        <w:rPr>
-          <w:color w:val="0D0D0D"/>
-          <w:sz w:val="26"/>
-          <w:szCs w:val="26"/>
-          <w:lang w:val="vi-VN"/>
-        </w:rPr>
-        <w:t xml:space="preserve"> + mật khẩu</w:t>
+        <w:t>Nhập email + mật khẩu</w:t>
       </w:r>
     </w:p>
     <w:p>
@@ -4674,19 +4144,8 @@
           <w:szCs w:val="26"/>
           <w:lang w:val="vi-VN"/>
         </w:rPr>
-        <w:t xml:space="preserve">Nếu đúng → cấp </w:t>
-      </w:r>
-      <w:proofErr w:type="spellStart"/>
-      <w:r>
-        <w:rPr>
-          <w:color w:val="0D0D0D"/>
-          <w:sz w:val="26"/>
-          <w:szCs w:val="26"/>
-          <w:lang w:val="vi-VN"/>
-        </w:rPr>
-        <w:t>token</w:t>
-      </w:r>
-      <w:proofErr w:type="spellEnd"/>
+        <w:t>Nếu đúng → cấp token</w:t>
+      </w:r>
     </w:p>
     <w:p>
       <w:pPr>
@@ -4754,59 +4213,7 @@
           <w:szCs w:val="26"/>
           <w:lang w:val="vi-VN"/>
         </w:rPr>
-        <w:t xml:space="preserve">3.3. </w:t>
-      </w:r>
-      <w:proofErr w:type="spellStart"/>
-      <w:r>
-        <w:rPr>
-          <w:rFonts w:cs="Times New Roman"/>
-          <w:b/>
-          <w:bCs/>
-          <w:color w:val="0D0D0D"/>
-          <w:sz w:val="26"/>
-          <w:szCs w:val="26"/>
-          <w:lang w:val="vi-VN"/>
-        </w:rPr>
-        <w:t>Use</w:t>
-      </w:r>
-      <w:proofErr w:type="spellEnd"/>
-      <w:r>
-        <w:rPr>
-          <w:rFonts w:cs="Times New Roman"/>
-          <w:b/>
-          <w:bCs/>
-          <w:color w:val="0D0D0D"/>
-          <w:sz w:val="26"/>
-          <w:szCs w:val="26"/>
-          <w:lang w:val="vi-VN"/>
-        </w:rPr>
-        <w:t xml:space="preserve"> </w:t>
-      </w:r>
-      <w:proofErr w:type="spellStart"/>
-      <w:r>
-        <w:rPr>
-          <w:rFonts w:cs="Times New Roman"/>
-          <w:b/>
-          <w:bCs/>
-          <w:color w:val="0D0D0D"/>
-          <w:sz w:val="26"/>
-          <w:szCs w:val="26"/>
-          <w:lang w:val="vi-VN"/>
-        </w:rPr>
-        <w:t>Case</w:t>
-      </w:r>
-      <w:proofErr w:type="spellEnd"/>
-      <w:r>
-        <w:rPr>
-          <w:rFonts w:cs="Times New Roman"/>
-          <w:b/>
-          <w:bCs/>
-          <w:color w:val="0D0D0D"/>
-          <w:sz w:val="26"/>
-          <w:szCs w:val="26"/>
-          <w:lang w:val="vi-VN"/>
-        </w:rPr>
-        <w:t>: Đặt sân</w:t>
+        <w:t>3.3. Use Case: Đặt sân</w:t>
       </w:r>
     </w:p>
     <w:p>
@@ -4826,7 +4233,6 @@
           <w:lang w:val="vi-VN"/>
         </w:rPr>
       </w:pPr>
-      <w:proofErr w:type="spellStart"/>
       <w:r>
         <w:rPr>
           <w:rStyle w:val="Strong"/>
@@ -4838,7 +4244,6 @@
         </w:rPr>
         <w:t>Actor</w:t>
       </w:r>
-      <w:proofErr w:type="spellEnd"/>
       <w:r>
         <w:rPr>
           <w:color w:val="0D0D0D"/>
@@ -4978,6 +4383,7 @@
           <w:szCs w:val="26"/>
           <w:lang w:val="vi-VN"/>
         </w:rPr>
+        <w:lastRenderedPageBreak/>
         <w:t>Tính tiền</w:t>
       </w:r>
     </w:p>
@@ -5005,19 +4411,8 @@
           <w:szCs w:val="26"/>
           <w:lang w:val="vi-VN"/>
         </w:rPr>
-        <w:t xml:space="preserve">Lưu vào </w:t>
-      </w:r>
-      <w:proofErr w:type="spellStart"/>
-      <w:r>
-        <w:rPr>
-          <w:color w:val="0D0D0D"/>
-          <w:sz w:val="26"/>
-          <w:szCs w:val="26"/>
-          <w:lang w:val="vi-VN"/>
-        </w:rPr>
-        <w:t>database</w:t>
-      </w:r>
-      <w:proofErr w:type="spellEnd"/>
+        <w:t>Lưu vào database</w:t>
+      </w:r>
     </w:p>
     <w:p>
       <w:pPr>
@@ -5136,59 +4531,7 @@
           <w:szCs w:val="26"/>
           <w:lang w:val="vi-VN"/>
         </w:rPr>
-        <w:t xml:space="preserve">3.4. </w:t>
-      </w:r>
-      <w:proofErr w:type="spellStart"/>
-      <w:r>
-        <w:rPr>
-          <w:rFonts w:cs="Times New Roman"/>
-          <w:b/>
-          <w:bCs/>
-          <w:color w:val="0D0D0D"/>
-          <w:sz w:val="26"/>
-          <w:szCs w:val="26"/>
-          <w:lang w:val="vi-VN"/>
-        </w:rPr>
-        <w:t>Use</w:t>
-      </w:r>
-      <w:proofErr w:type="spellEnd"/>
-      <w:r>
-        <w:rPr>
-          <w:rFonts w:cs="Times New Roman"/>
-          <w:b/>
-          <w:bCs/>
-          <w:color w:val="0D0D0D"/>
-          <w:sz w:val="26"/>
-          <w:szCs w:val="26"/>
-          <w:lang w:val="vi-VN"/>
-        </w:rPr>
-        <w:t xml:space="preserve"> </w:t>
-      </w:r>
-      <w:proofErr w:type="spellStart"/>
-      <w:r>
-        <w:rPr>
-          <w:rFonts w:cs="Times New Roman"/>
-          <w:b/>
-          <w:bCs/>
-          <w:color w:val="0D0D0D"/>
-          <w:sz w:val="26"/>
-          <w:szCs w:val="26"/>
-          <w:lang w:val="vi-VN"/>
-        </w:rPr>
-        <w:t>Case</w:t>
-      </w:r>
-      <w:proofErr w:type="spellEnd"/>
-      <w:r>
-        <w:rPr>
-          <w:rFonts w:cs="Times New Roman"/>
-          <w:b/>
-          <w:bCs/>
-          <w:color w:val="0D0D0D"/>
-          <w:sz w:val="26"/>
-          <w:szCs w:val="26"/>
-          <w:lang w:val="vi-VN"/>
-        </w:rPr>
-        <w:t>: Hủy đặt sân</w:t>
+        <w:t>3.4. Use Case: Hủy đặt sân</w:t>
       </w:r>
     </w:p>
     <w:p>
@@ -5308,85 +4651,7 @@
           <w:szCs w:val="26"/>
           <w:lang w:val="vi-VN"/>
         </w:rPr>
-        <w:t xml:space="preserve">3.5. </w:t>
-      </w:r>
-      <w:proofErr w:type="spellStart"/>
-      <w:r>
-        <w:rPr>
-          <w:rFonts w:cs="Times New Roman"/>
-          <w:b/>
-          <w:bCs/>
-          <w:color w:val="0D0D0D"/>
-          <w:sz w:val="26"/>
-          <w:szCs w:val="26"/>
-          <w:lang w:val="vi-VN"/>
-        </w:rPr>
-        <w:t>Use</w:t>
-      </w:r>
-      <w:proofErr w:type="spellEnd"/>
-      <w:r>
-        <w:rPr>
-          <w:rFonts w:cs="Times New Roman"/>
-          <w:b/>
-          <w:bCs/>
-          <w:color w:val="0D0D0D"/>
-          <w:sz w:val="26"/>
-          <w:szCs w:val="26"/>
-          <w:lang w:val="vi-VN"/>
-        </w:rPr>
-        <w:t xml:space="preserve"> </w:t>
-      </w:r>
-      <w:proofErr w:type="spellStart"/>
-      <w:r>
-        <w:rPr>
-          <w:rFonts w:cs="Times New Roman"/>
-          <w:b/>
-          <w:bCs/>
-          <w:color w:val="0D0D0D"/>
-          <w:sz w:val="26"/>
-          <w:szCs w:val="26"/>
-          <w:lang w:val="vi-VN"/>
-        </w:rPr>
-        <w:t>Case</w:t>
-      </w:r>
-      <w:proofErr w:type="spellEnd"/>
-      <w:r>
-        <w:rPr>
-          <w:rFonts w:cs="Times New Roman"/>
-          <w:b/>
-          <w:bCs/>
-          <w:color w:val="0D0D0D"/>
-          <w:sz w:val="26"/>
-          <w:szCs w:val="26"/>
-          <w:lang w:val="vi-VN"/>
-        </w:rPr>
-        <w:t>: Quản lý sân (</w:t>
-      </w:r>
-      <w:proofErr w:type="spellStart"/>
-      <w:r>
-        <w:rPr>
-          <w:rFonts w:cs="Times New Roman"/>
-          <w:b/>
-          <w:bCs/>
-          <w:color w:val="0D0D0D"/>
-          <w:sz w:val="26"/>
-          <w:szCs w:val="26"/>
-          <w:lang w:val="vi-VN"/>
-        </w:rPr>
-        <w:t>Admin</w:t>
-      </w:r>
-      <w:proofErr w:type="spellEnd"/>
-      <w:r>
-        <w:rPr>
-          <w:rFonts w:cs="Times New Roman"/>
-          <w:b/>
-          <w:bCs/>
-          <w:color w:val="0D0D0D"/>
-          <w:sz w:val="26"/>
-          <w:szCs w:val="26"/>
-          <w:lang w:val="vi-VN"/>
-        </w:rPr>
-        <w:t>)</w:t>
+        <w:t>3.5. Use Case: Quản lý sân (Admin)</w:t>
       </w:r>
     </w:p>
     <w:p>
@@ -5508,59 +4773,7 @@
           <w:szCs w:val="26"/>
           <w:lang w:val="vi-VN"/>
         </w:rPr>
-        <w:t>4. Đặc tả dữ liệu (</w:t>
-      </w:r>
-      <w:proofErr w:type="spellStart"/>
-      <w:r>
-        <w:rPr>
-          <w:rFonts w:ascii="Times New Roman" w:hAnsi="Times New Roman" w:cs="Times New Roman"/>
-          <w:b/>
-          <w:bCs/>
-          <w:color w:val="auto"/>
-          <w:sz w:val="26"/>
-          <w:szCs w:val="26"/>
-          <w:lang w:val="vi-VN"/>
-        </w:rPr>
-        <w:t>Database</w:t>
-      </w:r>
-      <w:proofErr w:type="spellEnd"/>
-      <w:r>
-        <w:rPr>
-          <w:rFonts w:ascii="Times New Roman" w:hAnsi="Times New Roman" w:cs="Times New Roman"/>
-          <w:b/>
-          <w:bCs/>
-          <w:color w:val="auto"/>
-          <w:sz w:val="26"/>
-          <w:szCs w:val="26"/>
-          <w:lang w:val="vi-VN"/>
-        </w:rPr>
-        <w:t xml:space="preserve"> </w:t>
-      </w:r>
-      <w:proofErr w:type="spellStart"/>
-      <w:r>
-        <w:rPr>
-          <w:rFonts w:ascii="Times New Roman" w:hAnsi="Times New Roman" w:cs="Times New Roman"/>
-          <w:b/>
-          <w:bCs/>
-          <w:color w:val="auto"/>
-          <w:sz w:val="26"/>
-          <w:szCs w:val="26"/>
-          <w:lang w:val="vi-VN"/>
-        </w:rPr>
-        <w:t>Specification</w:t>
-      </w:r>
-      <w:proofErr w:type="spellEnd"/>
-      <w:r>
-        <w:rPr>
-          <w:rFonts w:ascii="Times New Roman" w:hAnsi="Times New Roman" w:cs="Times New Roman"/>
-          <w:b/>
-          <w:bCs/>
-          <w:color w:val="auto"/>
-          <w:sz w:val="26"/>
-          <w:szCs w:val="26"/>
-          <w:lang w:val="vi-VN"/>
-        </w:rPr>
-        <w:t>)</w:t>
+        <w:t>4. Đặc tả dữ liệu (Database Specification)</w:t>
       </w:r>
     </w:p>
     <w:p>
@@ -5587,22 +4800,8 @@
           <w:szCs w:val="26"/>
           <w:lang w:val="vi-VN"/>
         </w:rPr>
-        <w:t xml:space="preserve">4.1. Bảng </w:t>
-      </w:r>
-      <w:proofErr w:type="spellStart"/>
-      <w:r>
-        <w:rPr>
-          <w:rFonts w:cs="Times New Roman"/>
-          <w:b/>
-          <w:bCs/>
-          <w:color w:val="auto"/>
-          <w:sz w:val="26"/>
-          <w:szCs w:val="26"/>
-          <w:lang w:val="vi-VN"/>
-        </w:rPr>
-        <w:t>users</w:t>
-      </w:r>
-      <w:proofErr w:type="spellEnd"/>
+        <w:t>4.1. Bảng users</w:t>
+      </w:r>
     </w:p>
     <w:tbl>
       <w:tblPr>
@@ -5730,7 +4929,6 @@
                 <w:lang w:val="vi-VN"/>
               </w:rPr>
             </w:pPr>
-            <w:proofErr w:type="spellStart"/>
             <w:r>
               <w:rPr>
                 <w:sz w:val="26"/>
@@ -5739,7 +4937,6 @@
               </w:rPr>
               <w:t>id</w:t>
             </w:r>
-            <w:proofErr w:type="spellEnd"/>
           </w:p>
         </w:tc>
         <w:tc>
@@ -5806,7 +5003,6 @@
                 <w:lang w:val="vi-VN"/>
               </w:rPr>
             </w:pPr>
-            <w:proofErr w:type="spellStart"/>
             <w:r>
               <w:rPr>
                 <w:sz w:val="26"/>
@@ -5815,7 +5011,6 @@
               </w:rPr>
               <w:t>ho_ten</w:t>
             </w:r>
-            <w:proofErr w:type="spellEnd"/>
           </w:p>
         </w:tc>
         <w:tc>
@@ -5882,7 +5077,6 @@
                 <w:lang w:val="vi-VN"/>
               </w:rPr>
             </w:pPr>
-            <w:proofErr w:type="spellStart"/>
             <w:r>
               <w:rPr>
                 <w:sz w:val="26"/>
@@ -5891,7 +5085,6 @@
               </w:rPr>
               <w:t>email</w:t>
             </w:r>
-            <w:proofErr w:type="spellEnd"/>
           </w:p>
         </w:tc>
         <w:tc>
@@ -5932,7 +5125,6 @@
                 <w:lang w:val="vi-VN"/>
               </w:rPr>
             </w:pPr>
-            <w:proofErr w:type="spellStart"/>
             <w:r>
               <w:rPr>
                 <w:sz w:val="26"/>
@@ -5941,7 +5133,6 @@
               </w:rPr>
               <w:t>Email</w:t>
             </w:r>
-            <w:proofErr w:type="spellEnd"/>
           </w:p>
         </w:tc>
       </w:tr>
@@ -5960,7 +5151,6 @@
                 <w:lang w:val="vi-VN"/>
               </w:rPr>
             </w:pPr>
-            <w:proofErr w:type="spellStart"/>
             <w:r>
               <w:rPr>
                 <w:sz w:val="26"/>
@@ -5969,7 +5159,6 @@
               </w:rPr>
               <w:t>mat_khau</w:t>
             </w:r>
-            <w:proofErr w:type="spellEnd"/>
           </w:p>
         </w:tc>
         <w:tc>
@@ -6036,7 +5225,6 @@
                 <w:lang w:val="vi-VN"/>
               </w:rPr>
             </w:pPr>
-            <w:proofErr w:type="spellStart"/>
             <w:r>
               <w:rPr>
                 <w:sz w:val="26"/>
@@ -6045,7 +5233,6 @@
               </w:rPr>
               <w:t>vai_tro</w:t>
             </w:r>
-            <w:proofErr w:type="spellEnd"/>
           </w:p>
         </w:tc>
         <w:tc>
@@ -6086,23 +5273,13 @@
                 <w:lang w:val="vi-VN"/>
               </w:rPr>
             </w:pPr>
-            <w:proofErr w:type="spellStart"/>
             <w:r>
               <w:rPr>
                 <w:sz w:val="26"/>
                 <w:szCs w:val="26"/>
                 <w:lang w:val="vi-VN"/>
               </w:rPr>
-              <w:t>admin</w:t>
-            </w:r>
-            <w:proofErr w:type="spellEnd"/>
-            <w:r>
-              <w:rPr>
-                <w:sz w:val="26"/>
-                <w:szCs w:val="26"/>
-                <w:lang w:val="vi-VN"/>
-              </w:rPr>
-              <w:t xml:space="preserve"> / khách hàng</w:t>
+              <w:t>admin / khách hàng</w:t>
             </w:r>
           </w:p>
         </w:tc>
@@ -6143,22 +5320,9 @@
           <w:szCs w:val="26"/>
           <w:lang w:val="vi-VN"/>
         </w:rPr>
-        <w:t xml:space="preserve">4.2. Bảng </w:t>
-      </w:r>
-      <w:proofErr w:type="spellStart"/>
-      <w:r>
-        <w:rPr>
-          <w:rFonts w:ascii="Times New Roman" w:hAnsi="Times New Roman" w:cs="Times New Roman"/>
-          <w:b/>
-          <w:bCs/>
-          <w:color w:val="0D0D0D"/>
-          <w:sz w:val="26"/>
-          <w:szCs w:val="26"/>
-          <w:lang w:val="vi-VN"/>
-        </w:rPr>
-        <w:t>san_bong</w:t>
-      </w:r>
-      <w:proofErr w:type="spellEnd"/>
+        <w:lastRenderedPageBreak/>
+        <w:t>4.2. Bảng san_bong</w:t>
+      </w:r>
     </w:p>
     <w:tbl>
       <w:tblPr>
@@ -6255,7 +5419,6 @@
                 <w:lang w:val="vi-VN"/>
               </w:rPr>
             </w:pPr>
-            <w:proofErr w:type="spellStart"/>
             <w:r>
               <w:rPr>
                 <w:sz w:val="26"/>
@@ -6264,7 +5427,6 @@
               </w:rPr>
               <w:t>ten_san</w:t>
             </w:r>
-            <w:proofErr w:type="spellEnd"/>
           </w:p>
         </w:tc>
         <w:tc>
@@ -6307,7 +5469,6 @@
                 <w:lang w:val="vi-VN"/>
               </w:rPr>
             </w:pPr>
-            <w:proofErr w:type="spellStart"/>
             <w:r>
               <w:rPr>
                 <w:sz w:val="26"/>
@@ -6316,7 +5477,6 @@
               </w:rPr>
               <w:t>loai_san</w:t>
             </w:r>
-            <w:proofErr w:type="spellEnd"/>
           </w:p>
         </w:tc>
         <w:tc>
@@ -6359,17 +5519,14 @@
                 <w:lang w:val="vi-VN"/>
               </w:rPr>
             </w:pPr>
-            <w:proofErr w:type="spellStart"/>
             <w:r>
               <w:rPr>
                 <w:sz w:val="26"/>
                 <w:szCs w:val="26"/>
                 <w:lang w:val="vi-VN"/>
               </w:rPr>
-              <w:lastRenderedPageBreak/>
               <w:t>gia_thue</w:t>
             </w:r>
-            <w:proofErr w:type="spellEnd"/>
           </w:p>
         </w:tc>
         <w:tc>
@@ -6434,22 +5591,8 @@
           <w:szCs w:val="26"/>
           <w:lang w:val="vi-VN"/>
         </w:rPr>
-        <w:t xml:space="preserve">4.3. Bảng </w:t>
-      </w:r>
-      <w:proofErr w:type="spellStart"/>
-      <w:r>
-        <w:rPr>
-          <w:rFonts w:ascii="Times New Roman" w:hAnsi="Times New Roman" w:cs="Times New Roman"/>
-          <w:b/>
-          <w:bCs/>
-          <w:color w:val="0D0D0D"/>
-          <w:sz w:val="26"/>
-          <w:szCs w:val="26"/>
-          <w:lang w:val="vi-VN"/>
-        </w:rPr>
-        <w:t>dat_san</w:t>
-      </w:r>
-      <w:proofErr w:type="spellEnd"/>
+        <w:t>4.3. Bảng dat_san</w:t>
+      </w:r>
     </w:p>
     <w:tbl>
       <w:tblPr>
@@ -6528,7 +5671,6 @@
                 <w:lang w:val="vi-VN"/>
               </w:rPr>
             </w:pPr>
-            <w:proofErr w:type="spellStart"/>
             <w:r>
               <w:rPr>
                 <w:sz w:val="26"/>
@@ -6537,7 +5679,6 @@
               </w:rPr>
               <w:t>user_id</w:t>
             </w:r>
-            <w:proofErr w:type="spellEnd"/>
           </w:p>
         </w:tc>
         <w:tc>
@@ -6580,7 +5721,6 @@
                 <w:lang w:val="vi-VN"/>
               </w:rPr>
             </w:pPr>
-            <w:proofErr w:type="spellStart"/>
             <w:r>
               <w:rPr>
                 <w:sz w:val="26"/>
@@ -6589,7 +5729,6 @@
               </w:rPr>
               <w:t>san_id</w:t>
             </w:r>
-            <w:proofErr w:type="spellEnd"/>
           </w:p>
         </w:tc>
         <w:tc>
@@ -6632,7 +5771,6 @@
                 <w:lang w:val="vi-VN"/>
               </w:rPr>
             </w:pPr>
-            <w:proofErr w:type="spellStart"/>
             <w:r>
               <w:rPr>
                 <w:sz w:val="26"/>
@@ -6641,7 +5779,6 @@
               </w:rPr>
               <w:t>ngay_dat</w:t>
             </w:r>
-            <w:proofErr w:type="spellEnd"/>
           </w:p>
         </w:tc>
         <w:tc>
@@ -6684,7 +5821,6 @@
                 <w:lang w:val="vi-VN"/>
               </w:rPr>
             </w:pPr>
-            <w:proofErr w:type="spellStart"/>
             <w:r>
               <w:rPr>
                 <w:sz w:val="26"/>
@@ -6693,7 +5829,6 @@
               </w:rPr>
               <w:t>gio_bat_dau</w:t>
             </w:r>
-            <w:proofErr w:type="spellEnd"/>
           </w:p>
         </w:tc>
         <w:tc>
@@ -6736,7 +5871,6 @@
                 <w:lang w:val="vi-VN"/>
               </w:rPr>
             </w:pPr>
-            <w:proofErr w:type="spellStart"/>
             <w:r>
               <w:rPr>
                 <w:sz w:val="26"/>
@@ -6745,7 +5879,6 @@
               </w:rPr>
               <w:t>gio_ket_thuc</w:t>
             </w:r>
-            <w:proofErr w:type="spellEnd"/>
           </w:p>
         </w:tc>
         <w:tc>
@@ -6809,10 +5942,14 @@
           <w:szCs w:val="26"/>
           <w:lang w:val="vi-VN"/>
         </w:rPr>
-        <w:t>5. Đặc tả API (</w:t>
-      </w:r>
-      <w:proofErr w:type="spellStart"/>
-      <w:r>
+        <w:t>5. Đặc tả API (Backend)</w:t>
+      </w:r>
+    </w:p>
+    <w:p>
+      <w:pPr>
+        <w:pStyle w:val="Heading2"/>
+        <w:shd w:val="clear" w:color="auto" w:fill="FFFFFF"/>
+        <w:spacing w:before="120" w:after="120" w:line="360" w:lineRule="auto"/>
         <w:rPr>
           <w:rFonts w:ascii="Times New Roman" w:hAnsi="Times New Roman" w:cs="Times New Roman"/>
           <w:b/>
@@ -6822,9 +5959,7 @@
           <w:szCs w:val="26"/>
           <w:lang w:val="vi-VN"/>
         </w:rPr>
-        <w:t>Backend</w:t>
-      </w:r>
-      <w:proofErr w:type="spellEnd"/>
+      </w:pPr>
       <w:r>
         <w:rPr>
           <w:rFonts w:ascii="Times New Roman" w:hAnsi="Times New Roman" w:cs="Times New Roman"/>
@@ -6835,61 +5970,7 @@
           <w:szCs w:val="26"/>
           <w:lang w:val="vi-VN"/>
         </w:rPr>
-        <w:t>)</w:t>
-      </w:r>
-    </w:p>
-    <w:p>
-      <w:pPr>
-        <w:pStyle w:val="Heading2"/>
-        <w:shd w:val="clear" w:color="auto" w:fill="FFFFFF"/>
-        <w:spacing w:before="120" w:after="120" w:line="360" w:lineRule="auto"/>
-        <w:rPr>
-          <w:rFonts w:ascii="Times New Roman" w:hAnsi="Times New Roman" w:cs="Times New Roman"/>
-          <w:b/>
-          <w:bCs/>
-          <w:color w:val="0D0D0D"/>
-          <w:sz w:val="26"/>
-          <w:szCs w:val="26"/>
-          <w:lang w:val="vi-VN"/>
-        </w:rPr>
-      </w:pPr>
-      <w:r>
-        <w:rPr>
-          <w:rFonts w:ascii="Times New Roman" w:hAnsi="Times New Roman" w:cs="Times New Roman"/>
-          <w:b/>
-          <w:bCs/>
-          <w:color w:val="0D0D0D"/>
-          <w:sz w:val="26"/>
-          <w:szCs w:val="26"/>
-          <w:lang w:val="vi-VN"/>
-        </w:rPr>
-        <w:t xml:space="preserve">5.1. </w:t>
-      </w:r>
-      <w:proofErr w:type="spellStart"/>
-      <w:r>
-        <w:rPr>
-          <w:rFonts w:ascii="Times New Roman" w:hAnsi="Times New Roman" w:cs="Times New Roman"/>
-          <w:b/>
-          <w:bCs/>
-          <w:color w:val="0D0D0D"/>
-          <w:sz w:val="26"/>
-          <w:szCs w:val="26"/>
-          <w:lang w:val="vi-VN"/>
-        </w:rPr>
-        <w:t>Auth</w:t>
-      </w:r>
-      <w:proofErr w:type="spellEnd"/>
-      <w:r>
-        <w:rPr>
-          <w:rFonts w:ascii="Times New Roman" w:hAnsi="Times New Roman" w:cs="Times New Roman"/>
-          <w:b/>
-          <w:bCs/>
-          <w:color w:val="0D0D0D"/>
-          <w:sz w:val="26"/>
-          <w:szCs w:val="26"/>
-          <w:lang w:val="vi-VN"/>
-        </w:rPr>
-        <w:t xml:space="preserve"> API</w:t>
+        <w:t>5.1. Auth API</w:t>
       </w:r>
     </w:p>
     <w:tbl>
@@ -6952,7 +6033,6 @@
                 <w:lang w:val="vi-VN"/>
               </w:rPr>
             </w:pPr>
-            <w:proofErr w:type="spellStart"/>
             <w:r>
               <w:rPr>
                 <w:rFonts w:ascii="Times New Roman" w:hAnsi="Times New Roman" w:cs="Times New Roman"/>
@@ -6963,7 +6043,6 @@
               </w:rPr>
               <w:t>Method</w:t>
             </w:r>
-            <w:proofErr w:type="spellEnd"/>
           </w:p>
         </w:tc>
         <w:tc>
@@ -7023,51 +6102,7 @@
                 <w:szCs w:val="26"/>
                 <w:lang w:val="vi-VN"/>
               </w:rPr>
-              <w:t>/</w:t>
-            </w:r>
-            <w:proofErr w:type="spellStart"/>
-            <w:r>
-              <w:rPr>
-                <w:rFonts w:ascii="Times New Roman" w:hAnsi="Times New Roman" w:cs="Times New Roman"/>
-                <w:color w:val="0D0D0D"/>
-                <w:sz w:val="26"/>
-                <w:szCs w:val="26"/>
-                <w:lang w:val="vi-VN"/>
-              </w:rPr>
-              <w:t>api</w:t>
-            </w:r>
-            <w:proofErr w:type="spellEnd"/>
-            <w:r>
-              <w:rPr>
-                <w:rFonts w:ascii="Times New Roman" w:hAnsi="Times New Roman" w:cs="Times New Roman"/>
-                <w:color w:val="0D0D0D"/>
-                <w:sz w:val="26"/>
-                <w:szCs w:val="26"/>
-                <w:lang w:val="vi-VN"/>
-              </w:rPr>
-              <w:t>/</w:t>
-            </w:r>
-            <w:proofErr w:type="spellStart"/>
-            <w:r>
-              <w:rPr>
-                <w:rFonts w:ascii="Times New Roman" w:hAnsi="Times New Roman" w:cs="Times New Roman"/>
-                <w:color w:val="0D0D0D"/>
-                <w:sz w:val="26"/>
-                <w:szCs w:val="26"/>
-                <w:lang w:val="vi-VN"/>
-              </w:rPr>
-              <w:t>auth</w:t>
-            </w:r>
-            <w:proofErr w:type="spellEnd"/>
-            <w:r>
-              <w:rPr>
-                <w:rFonts w:ascii="Times New Roman" w:hAnsi="Times New Roman" w:cs="Times New Roman"/>
-                <w:color w:val="0D0D0D"/>
-                <w:sz w:val="26"/>
-                <w:szCs w:val="26"/>
-                <w:lang w:val="vi-VN"/>
-              </w:rPr>
-              <w:t>/dang-ky</w:t>
+              <w:t>/api/auth/dang-ky</w:t>
             </w:r>
           </w:p>
         </w:tc>
@@ -7156,64 +6191,8 @@
                 <w:szCs w:val="26"/>
                 <w:lang w:val="vi-VN"/>
               </w:rPr>
-              <w:t>/</w:t>
+              <w:t>/api/auth/dang-nhap</w:t>
             </w:r>
-            <w:proofErr w:type="spellStart"/>
-            <w:r>
-              <w:rPr>
-                <w:rFonts w:ascii="Times New Roman" w:hAnsi="Times New Roman" w:cs="Times New Roman"/>
-                <w:color w:val="0D0D0D"/>
-                <w:sz w:val="26"/>
-                <w:szCs w:val="26"/>
-                <w:lang w:val="vi-VN"/>
-              </w:rPr>
-              <w:t>api</w:t>
-            </w:r>
-            <w:proofErr w:type="spellEnd"/>
-            <w:r>
-              <w:rPr>
-                <w:rFonts w:ascii="Times New Roman" w:hAnsi="Times New Roman" w:cs="Times New Roman"/>
-                <w:color w:val="0D0D0D"/>
-                <w:sz w:val="26"/>
-                <w:szCs w:val="26"/>
-                <w:lang w:val="vi-VN"/>
-              </w:rPr>
-              <w:t>/</w:t>
-            </w:r>
-            <w:proofErr w:type="spellStart"/>
-            <w:r>
-              <w:rPr>
-                <w:rFonts w:ascii="Times New Roman" w:hAnsi="Times New Roman" w:cs="Times New Roman"/>
-                <w:color w:val="0D0D0D"/>
-                <w:sz w:val="26"/>
-                <w:szCs w:val="26"/>
-                <w:lang w:val="vi-VN"/>
-              </w:rPr>
-              <w:t>auth</w:t>
-            </w:r>
-            <w:proofErr w:type="spellEnd"/>
-            <w:r>
-              <w:rPr>
-                <w:rFonts w:ascii="Times New Roman" w:hAnsi="Times New Roman" w:cs="Times New Roman"/>
-                <w:color w:val="0D0D0D"/>
-                <w:sz w:val="26"/>
-                <w:szCs w:val="26"/>
-                <w:lang w:val="vi-VN"/>
-              </w:rPr>
-              <w:t>/dang-</w:t>
-            </w:r>
-            <w:proofErr w:type="spellStart"/>
-            <w:r>
-              <w:rPr>
-                <w:rFonts w:ascii="Times New Roman" w:hAnsi="Times New Roman" w:cs="Times New Roman"/>
-                <w:color w:val="0D0D0D"/>
-                <w:sz w:val="26"/>
-                <w:szCs w:val="26"/>
-                <w:lang w:val="vi-VN"/>
-              </w:rPr>
-              <w:t>nhap</w:t>
-            </w:r>
-            <w:proofErr w:type="spellEnd"/>
           </w:p>
         </w:tc>
         <w:tc>
@@ -7364,7 +6343,6 @@
                 <w:lang w:val="vi-VN"/>
               </w:rPr>
             </w:pPr>
-            <w:proofErr w:type="spellStart"/>
             <w:r>
               <w:rPr>
                 <w:sz w:val="26"/>
@@ -7373,7 +6351,6 @@
               </w:rPr>
               <w:t>Method</w:t>
             </w:r>
-            <w:proofErr w:type="spellEnd"/>
           </w:p>
         </w:tc>
         <w:tc>
@@ -7423,25 +6400,8 @@
                 <w:szCs w:val="26"/>
                 <w:lang w:val="vi-VN"/>
               </w:rPr>
-              <w:t>/</w:t>
-            </w:r>
-            <w:proofErr w:type="spellStart"/>
-            <w:r>
-              <w:rPr>
-                <w:sz w:val="26"/>
-                <w:szCs w:val="26"/>
-                <w:lang w:val="vi-VN"/>
-              </w:rPr>
-              <w:t>api</w:t>
-            </w:r>
-            <w:proofErr w:type="spellEnd"/>
-            <w:r>
-              <w:rPr>
-                <w:sz w:val="26"/>
-                <w:szCs w:val="26"/>
-                <w:lang w:val="vi-VN"/>
-              </w:rPr>
-              <w:t>/san</w:t>
+              <w:lastRenderedPageBreak/>
+              <w:t>/api/san</w:t>
             </w:r>
           </w:p>
         </w:tc>
@@ -7515,36 +6475,8 @@
                 <w:szCs w:val="26"/>
                 <w:lang w:val="vi-VN"/>
               </w:rPr>
-              <w:t>/</w:t>
+              <w:t>/api/san/:id</w:t>
             </w:r>
-            <w:proofErr w:type="spellStart"/>
-            <w:r>
-              <w:rPr>
-                <w:sz w:val="26"/>
-                <w:szCs w:val="26"/>
-                <w:lang w:val="vi-VN"/>
-              </w:rPr>
-              <w:t>api</w:t>
-            </w:r>
-            <w:proofErr w:type="spellEnd"/>
-            <w:r>
-              <w:rPr>
-                <w:sz w:val="26"/>
-                <w:szCs w:val="26"/>
-                <w:lang w:val="vi-VN"/>
-              </w:rPr>
-              <w:t>/san/:</w:t>
-            </w:r>
-            <w:proofErr w:type="spellStart"/>
-            <w:r>
-              <w:rPr>
-                <w:sz w:val="26"/>
-                <w:szCs w:val="26"/>
-                <w:lang w:val="vi-VN"/>
-              </w:rPr>
-              <w:t>id</w:t>
-            </w:r>
-            <w:proofErr w:type="spellEnd"/>
           </w:p>
         </w:tc>
         <w:tc>
@@ -7687,7 +6619,6 @@
                 <w:lang w:val="vi-VN"/>
               </w:rPr>
             </w:pPr>
-            <w:proofErr w:type="spellStart"/>
             <w:r>
               <w:rPr>
                 <w:sz w:val="26"/>
@@ -7696,7 +6627,6 @@
               </w:rPr>
               <w:t>Method</w:t>
             </w:r>
-            <w:proofErr w:type="spellEnd"/>
           </w:p>
         </w:tc>
         <w:tc>
@@ -7746,44 +6676,7 @@
                 <w:szCs w:val="26"/>
                 <w:lang w:val="vi-VN"/>
               </w:rPr>
-              <w:lastRenderedPageBreak/>
-              <w:t>/</w:t>
-            </w:r>
-            <w:proofErr w:type="spellStart"/>
-            <w:r>
-              <w:rPr>
-                <w:sz w:val="26"/>
-                <w:szCs w:val="26"/>
-                <w:lang w:val="vi-VN"/>
-              </w:rPr>
-              <w:t>api</w:t>
-            </w:r>
-            <w:proofErr w:type="spellEnd"/>
-            <w:r>
-              <w:rPr>
-                <w:sz w:val="26"/>
-                <w:szCs w:val="26"/>
-                <w:lang w:val="vi-VN"/>
-              </w:rPr>
-              <w:t>/</w:t>
-            </w:r>
-            <w:proofErr w:type="spellStart"/>
-            <w:r>
-              <w:rPr>
-                <w:sz w:val="26"/>
-                <w:szCs w:val="26"/>
-                <w:lang w:val="vi-VN"/>
-              </w:rPr>
-              <w:t>dat</w:t>
-            </w:r>
-            <w:proofErr w:type="spellEnd"/>
-            <w:r>
-              <w:rPr>
-                <w:sz w:val="26"/>
-                <w:szCs w:val="26"/>
-                <w:lang w:val="vi-VN"/>
-              </w:rPr>
-              <w:t>-san</w:t>
+              <w:t>/api/dat-san</w:t>
             </w:r>
           </w:p>
         </w:tc>
@@ -7857,43 +6750,7 @@
                 <w:szCs w:val="26"/>
                 <w:lang w:val="vi-VN"/>
               </w:rPr>
-              <w:t>/</w:t>
-            </w:r>
-            <w:proofErr w:type="spellStart"/>
-            <w:r>
-              <w:rPr>
-                <w:sz w:val="26"/>
-                <w:szCs w:val="26"/>
-                <w:lang w:val="vi-VN"/>
-              </w:rPr>
-              <w:t>api</w:t>
-            </w:r>
-            <w:proofErr w:type="spellEnd"/>
-            <w:r>
-              <w:rPr>
-                <w:sz w:val="26"/>
-                <w:szCs w:val="26"/>
-                <w:lang w:val="vi-VN"/>
-              </w:rPr>
-              <w:t>/</w:t>
-            </w:r>
-            <w:proofErr w:type="spellStart"/>
-            <w:r>
-              <w:rPr>
-                <w:sz w:val="26"/>
-                <w:szCs w:val="26"/>
-                <w:lang w:val="vi-VN"/>
-              </w:rPr>
-              <w:t>dat</w:t>
-            </w:r>
-            <w:proofErr w:type="spellEnd"/>
-            <w:r>
-              <w:rPr>
-                <w:sz w:val="26"/>
-                <w:szCs w:val="26"/>
-                <w:lang w:val="vi-VN"/>
-              </w:rPr>
-              <w:t>-san/cua-toi</w:t>
+              <w:t>/api/dat-san/cua-toi</w:t>
             </w:r>
           </w:p>
         </w:tc>
@@ -7967,61 +6824,7 @@
                 <w:szCs w:val="26"/>
                 <w:lang w:val="vi-VN"/>
               </w:rPr>
-              <w:t>/</w:t>
-            </w:r>
-            <w:proofErr w:type="spellStart"/>
-            <w:r>
-              <w:rPr>
-                <w:sz w:val="26"/>
-                <w:szCs w:val="26"/>
-                <w:lang w:val="vi-VN"/>
-              </w:rPr>
-              <w:t>api</w:t>
-            </w:r>
-            <w:proofErr w:type="spellEnd"/>
-            <w:r>
-              <w:rPr>
-                <w:sz w:val="26"/>
-                <w:szCs w:val="26"/>
-                <w:lang w:val="vi-VN"/>
-              </w:rPr>
-              <w:t>/</w:t>
-            </w:r>
-            <w:proofErr w:type="spellStart"/>
-            <w:r>
-              <w:rPr>
-                <w:sz w:val="26"/>
-                <w:szCs w:val="26"/>
-                <w:lang w:val="vi-VN"/>
-              </w:rPr>
-              <w:t>dat</w:t>
-            </w:r>
-            <w:proofErr w:type="spellEnd"/>
-            <w:r>
-              <w:rPr>
-                <w:sz w:val="26"/>
-                <w:szCs w:val="26"/>
-                <w:lang w:val="vi-VN"/>
-              </w:rPr>
-              <w:t>-san/:</w:t>
-            </w:r>
-            <w:proofErr w:type="spellStart"/>
-            <w:r>
-              <w:rPr>
-                <w:sz w:val="26"/>
-                <w:szCs w:val="26"/>
-                <w:lang w:val="vi-VN"/>
-              </w:rPr>
-              <w:t>id</w:t>
-            </w:r>
-            <w:proofErr w:type="spellEnd"/>
-            <w:r>
-              <w:rPr>
-                <w:sz w:val="26"/>
-                <w:szCs w:val="26"/>
-                <w:lang w:val="vi-VN"/>
-              </w:rPr>
-              <w:t>/huy</w:t>
+              <w:t>/api/dat-san/:id/huy</w:t>
             </w:r>
           </w:p>
         </w:tc>
@@ -8110,33 +6913,7 @@
           <w:szCs w:val="26"/>
           <w:lang w:val="vi-VN"/>
         </w:rPr>
-        <w:t xml:space="preserve">6. Đặc tả giao diện (UI </w:t>
-      </w:r>
-      <w:proofErr w:type="spellStart"/>
-      <w:r>
-        <w:rPr>
-          <w:rFonts w:ascii="Times New Roman" w:hAnsi="Times New Roman" w:cs="Times New Roman"/>
-          <w:b/>
-          <w:bCs/>
-          <w:color w:val="0D0D0D"/>
-          <w:sz w:val="26"/>
-          <w:szCs w:val="26"/>
-          <w:lang w:val="vi-VN"/>
-        </w:rPr>
-        <w:t>Specification</w:t>
-      </w:r>
-      <w:proofErr w:type="spellEnd"/>
-      <w:r>
-        <w:rPr>
-          <w:rFonts w:ascii="Times New Roman" w:hAnsi="Times New Roman" w:cs="Times New Roman"/>
-          <w:b/>
-          <w:bCs/>
-          <w:color w:val="0D0D0D"/>
-          <w:sz w:val="26"/>
-          <w:szCs w:val="26"/>
-          <w:lang w:val="vi-VN"/>
-        </w:rPr>
-        <w:t>)</w:t>
+        <w:t>6. Đặc tả giao diện (UI Specification)</w:t>
       </w:r>
     </w:p>
     <w:p>
@@ -8180,25 +6957,14 @@
           <w:lang w:val="vi-VN"/>
         </w:rPr>
       </w:pPr>
-      <w:proofErr w:type="spellStart"/>
-      <w:r>
-        <w:rPr>
-          <w:color w:val="0D0D0D"/>
-          <w:sz w:val="26"/>
-          <w:szCs w:val="26"/>
-          <w:lang w:val="vi-VN"/>
-        </w:rPr>
-        <w:t>Navbar</w:t>
-      </w:r>
-      <w:proofErr w:type="spellEnd"/>
-      <w:r>
-        <w:rPr>
-          <w:color w:val="0D0D0D"/>
-          <w:sz w:val="26"/>
-          <w:szCs w:val="26"/>
-          <w:lang w:val="vi-VN"/>
-        </w:rPr>
-        <w:t xml:space="preserve"> (Trang chủ, Sân bóng, Đăng nhập)</w:t>
+      <w:r>
+        <w:rPr>
+          <w:color w:val="0D0D0D"/>
+          <w:sz w:val="26"/>
+          <w:szCs w:val="26"/>
+          <w:lang w:val="vi-VN"/>
+        </w:rPr>
+        <w:t>Navbar (Trang chủ, Sân bóng, Đăng nhập)</w:t>
       </w:r>
     </w:p>
     <w:p>
@@ -8218,7 +6984,6 @@
           <w:lang w:val="vi-VN"/>
         </w:rPr>
       </w:pPr>
-      <w:proofErr w:type="spellStart"/>
       <w:r>
         <w:rPr>
           <w:color w:val="0D0D0D"/>
@@ -8228,7 +6993,6 @@
         </w:rPr>
         <w:t>Banner</w:t>
       </w:r>
-      <w:proofErr w:type="spellEnd"/>
     </w:p>
     <w:p>
       <w:pPr>
@@ -8298,57 +7062,15 @@
           <w:lang w:val="vi-VN"/>
         </w:rPr>
       </w:pPr>
-      <w:proofErr w:type="spellStart"/>
-      <w:r>
-        <w:rPr>
-          <w:color w:val="0D0D0D"/>
-          <w:sz w:val="26"/>
-          <w:szCs w:val="26"/>
-          <w:lang w:val="vi-VN"/>
-        </w:rPr>
-        <w:t>Form</w:t>
-      </w:r>
-      <w:proofErr w:type="spellEnd"/>
-      <w:r>
-        <w:rPr>
-          <w:color w:val="0D0D0D"/>
-          <w:sz w:val="26"/>
-          <w:szCs w:val="26"/>
-          <w:lang w:val="vi-VN"/>
-        </w:rPr>
-        <w:t xml:space="preserve"> </w:t>
-      </w:r>
-      <w:proofErr w:type="spellStart"/>
-      <w:r>
-        <w:rPr>
-          <w:color w:val="0D0D0D"/>
-          <w:sz w:val="26"/>
-          <w:szCs w:val="26"/>
-          <w:lang w:val="vi-VN"/>
-        </w:rPr>
-        <w:t>email</w:t>
-      </w:r>
-      <w:proofErr w:type="spellEnd"/>
-      <w:r>
-        <w:rPr>
-          <w:color w:val="0D0D0D"/>
-          <w:sz w:val="26"/>
-          <w:szCs w:val="26"/>
-          <w:lang w:val="vi-VN"/>
-        </w:rPr>
-        <w:t xml:space="preserve"> + </w:t>
-      </w:r>
-      <w:proofErr w:type="spellStart"/>
-      <w:r>
-        <w:rPr>
-          <w:color w:val="0D0D0D"/>
-          <w:sz w:val="26"/>
-          <w:szCs w:val="26"/>
-          <w:lang w:val="vi-VN"/>
-        </w:rPr>
-        <w:t>password</w:t>
-      </w:r>
-      <w:proofErr w:type="spellEnd"/>
+      <w:r>
+        <w:rPr>
+          <w:color w:val="0D0D0D"/>
+          <w:sz w:val="26"/>
+          <w:szCs w:val="26"/>
+          <w:lang w:val="vi-VN"/>
+        </w:rPr>
+        <w:t>Form email + password</w:t>
+      </w:r>
     </w:p>
     <w:p>
       <w:pPr>
@@ -8494,59 +7216,7 @@
           <w:szCs w:val="26"/>
           <w:lang w:val="vi-VN"/>
         </w:rPr>
-        <w:t>7. Đặc tả xử lý (</w:t>
-      </w:r>
-      <w:proofErr w:type="spellStart"/>
-      <w:r>
-        <w:rPr>
-          <w:rFonts w:ascii="Times New Roman" w:hAnsi="Times New Roman" w:cs="Times New Roman"/>
-          <w:b/>
-          <w:bCs/>
-          <w:color w:val="0D0D0D"/>
-          <w:sz w:val="26"/>
-          <w:szCs w:val="26"/>
-          <w:lang w:val="vi-VN"/>
-        </w:rPr>
-        <w:t>Business</w:t>
-      </w:r>
-      <w:proofErr w:type="spellEnd"/>
-      <w:r>
-        <w:rPr>
-          <w:rFonts w:ascii="Times New Roman" w:hAnsi="Times New Roman" w:cs="Times New Roman"/>
-          <w:b/>
-          <w:bCs/>
-          <w:color w:val="0D0D0D"/>
-          <w:sz w:val="26"/>
-          <w:szCs w:val="26"/>
-          <w:lang w:val="vi-VN"/>
-        </w:rPr>
-        <w:t xml:space="preserve"> </w:t>
-      </w:r>
-      <w:proofErr w:type="spellStart"/>
-      <w:r>
-        <w:rPr>
-          <w:rFonts w:ascii="Times New Roman" w:hAnsi="Times New Roman" w:cs="Times New Roman"/>
-          <w:b/>
-          <w:bCs/>
-          <w:color w:val="0D0D0D"/>
-          <w:sz w:val="26"/>
-          <w:szCs w:val="26"/>
-          <w:lang w:val="vi-VN"/>
-        </w:rPr>
-        <w:t>Logic</w:t>
-      </w:r>
-      <w:proofErr w:type="spellEnd"/>
-      <w:r>
-        <w:rPr>
-          <w:rFonts w:ascii="Times New Roman" w:hAnsi="Times New Roman" w:cs="Times New Roman"/>
-          <w:b/>
-          <w:bCs/>
-          <w:color w:val="0D0D0D"/>
-          <w:sz w:val="26"/>
-          <w:szCs w:val="26"/>
-          <w:lang w:val="vi-VN"/>
-        </w:rPr>
-        <w:t>)</w:t>
+        <w:t>7. Đặc tả xử lý (Business Logic)</w:t>
       </w:r>
     </w:p>
     <w:p>
@@ -8626,6 +7296,7 @@
           <w:szCs w:val="26"/>
           <w:lang w:val="vi-VN"/>
         </w:rPr>
+        <w:lastRenderedPageBreak/>
         <w:t>Giờ mới bắt đầu &lt; giờ cũ kết thúc</w:t>
       </w:r>
       <w:r>
@@ -8788,26 +7459,14 @@
           <w:lang w:val="vi-VN"/>
         </w:rPr>
       </w:pPr>
-      <w:proofErr w:type="spellStart"/>
-      <w:r>
-        <w:rPr>
-          <w:color w:val="0D0D0D"/>
-          <w:sz w:val="26"/>
-          <w:szCs w:val="26"/>
-          <w:lang w:val="vi-VN"/>
-        </w:rPr>
-        <w:lastRenderedPageBreak/>
-        <w:t>Frontend</w:t>
-      </w:r>
-      <w:proofErr w:type="spellEnd"/>
-      <w:r>
-        <w:rPr>
-          <w:color w:val="0D0D0D"/>
-          <w:sz w:val="26"/>
-          <w:szCs w:val="26"/>
-          <w:lang w:val="vi-VN"/>
-        </w:rPr>
-        <w:t xml:space="preserve"> gọi API</w:t>
+      <w:r>
+        <w:rPr>
+          <w:color w:val="0D0D0D"/>
+          <w:sz w:val="26"/>
+          <w:szCs w:val="26"/>
+          <w:lang w:val="vi-VN"/>
+        </w:rPr>
+        <w:t>Frontend gọi API</w:t>
       </w:r>
     </w:p>
     <w:p>
@@ -8828,37 +7487,15 @@
           <w:lang w:val="vi-VN"/>
         </w:rPr>
       </w:pPr>
-      <w:proofErr w:type="spellStart"/>
-      <w:r>
-        <w:rPr>
-          <w:color w:val="0D0D0D"/>
-          <w:sz w:val="26"/>
-          <w:szCs w:val="26"/>
-          <w:lang w:val="vi-VN"/>
-        </w:rPr>
-        <w:t>Backend</w:t>
-      </w:r>
-      <w:proofErr w:type="spellEnd"/>
-      <w:r>
-        <w:rPr>
-          <w:color w:val="0D0D0D"/>
-          <w:sz w:val="26"/>
-          <w:szCs w:val="26"/>
-          <w:lang w:val="vi-VN"/>
-        </w:rPr>
-        <w:t xml:space="preserve"> xử lý </w:t>
-      </w:r>
-      <w:proofErr w:type="spellStart"/>
-      <w:r>
-        <w:rPr>
-          <w:color w:val="0D0D0D"/>
-          <w:sz w:val="26"/>
-          <w:szCs w:val="26"/>
-          <w:lang w:val="vi-VN"/>
-        </w:rPr>
-        <w:t>logic</w:t>
-      </w:r>
-      <w:proofErr w:type="spellEnd"/>
+      <w:r>
+        <w:rPr>
+          <w:color w:val="0D0D0D"/>
+          <w:sz w:val="26"/>
+          <w:szCs w:val="26"/>
+          <w:lang w:val="vi-VN"/>
+        </w:rPr>
+        <w:t>Backend xử lý logic</w:t>
+      </w:r>
     </w:p>
     <w:p>
       <w:pPr>
@@ -8878,25 +7515,14 @@
           <w:lang w:val="vi-VN"/>
         </w:rPr>
       </w:pPr>
-      <w:proofErr w:type="spellStart"/>
-      <w:r>
-        <w:rPr>
-          <w:color w:val="0D0D0D"/>
-          <w:sz w:val="26"/>
-          <w:szCs w:val="26"/>
-          <w:lang w:val="vi-VN"/>
-        </w:rPr>
-        <w:t>Database</w:t>
-      </w:r>
-      <w:proofErr w:type="spellEnd"/>
-      <w:r>
-        <w:rPr>
-          <w:color w:val="0D0D0D"/>
-          <w:sz w:val="26"/>
-          <w:szCs w:val="26"/>
-          <w:lang w:val="vi-VN"/>
-        </w:rPr>
-        <w:t xml:space="preserve"> lưu trữ dữ liệu</w:t>
+      <w:r>
+        <w:rPr>
+          <w:color w:val="0D0D0D"/>
+          <w:sz w:val="26"/>
+          <w:szCs w:val="26"/>
+          <w:lang w:val="vi-VN"/>
+        </w:rPr>
+        <w:t>Database lưu trữ dữ liệu</w:t>
       </w:r>
     </w:p>
     <w:p>
@@ -8936,7 +7562,6 @@
           <w:lang w:val="vi-VN"/>
         </w:rPr>
       </w:pPr>
-      <w:proofErr w:type="spellStart"/>
       <w:r>
         <w:rPr>
           <w:rFonts w:ascii="Times New Roman" w:hAnsi="Times New Roman" w:cs="Times New Roman"/>
@@ -8945,53 +7570,8 @@
           <w:szCs w:val="26"/>
           <w:lang w:val="vi-VN"/>
         </w:rPr>
-        <w:t>User</w:t>
-      </w:r>
-      <w:proofErr w:type="spellEnd"/>
-      <w:r>
-        <w:rPr>
-          <w:rFonts w:ascii="Times New Roman" w:hAnsi="Times New Roman" w:cs="Times New Roman"/>
-          <w:color w:val="0D0D0D"/>
-          <w:sz w:val="26"/>
-          <w:szCs w:val="26"/>
-          <w:lang w:val="vi-VN"/>
-        </w:rPr>
-        <w:t xml:space="preserve"> → </w:t>
-      </w:r>
-      <w:proofErr w:type="spellStart"/>
-      <w:r>
-        <w:rPr>
-          <w:rFonts w:ascii="Times New Roman" w:hAnsi="Times New Roman" w:cs="Times New Roman"/>
-          <w:color w:val="0D0D0D"/>
-          <w:sz w:val="26"/>
-          <w:szCs w:val="26"/>
-          <w:lang w:val="vi-VN"/>
-        </w:rPr>
-        <w:t>Frontend</w:t>
-      </w:r>
-      <w:proofErr w:type="spellEnd"/>
-      <w:r>
-        <w:rPr>
-          <w:rFonts w:ascii="Times New Roman" w:hAnsi="Times New Roman" w:cs="Times New Roman"/>
-          <w:color w:val="0D0D0D"/>
-          <w:sz w:val="26"/>
-          <w:szCs w:val="26"/>
-          <w:lang w:val="vi-VN"/>
-        </w:rPr>
-        <w:t xml:space="preserve"> → API → </w:t>
-      </w:r>
-      <w:proofErr w:type="spellStart"/>
-      <w:r>
-        <w:rPr>
-          <w:rFonts w:ascii="Times New Roman" w:hAnsi="Times New Roman" w:cs="Times New Roman"/>
-          <w:color w:val="0D0D0D"/>
-          <w:sz w:val="26"/>
-          <w:szCs w:val="26"/>
-          <w:lang w:val="vi-VN"/>
-        </w:rPr>
-        <w:t>Database</w:t>
-      </w:r>
-      <w:proofErr w:type="spellEnd"/>
+        <w:t>User → Frontend → API → Database</w:t>
+      </w:r>
     </w:p>
     <w:p>
       <w:pPr>
@@ -14352,6 +12932,7 @@
   <w:style w:type="character" w:default="1" w:styleId="DefaultParagraphFont">
     <w:name w:val="Default Paragraph Font"/>
     <w:uiPriority w:val="1"/>
+    <w:semiHidden/>
     <w:unhideWhenUsed/>
   </w:style>
   <w:style w:type="table" w:default="1" w:styleId="TableNormal">
